--- a/zht/docx/046.content.docx
+++ b/zht/docx/046.content.docx
@@ -649,66 +649,48 @@
           <w:lang w:val="zh_TW" w:bidi="zh_TW"/>
         </w:rPr>
       </w:r>
-      <w:hyperlink r:id="rId13">
-        <w:r>
-          <w:rPr>
-            <w:lang w:val="zh_TW" w:bidi="zh_TW"/>
-          </w:rPr>
-          <w:rPr>
-            <w:color w:val="0000EE"/>
-            <w:u w:val="single"/>
-          </w:rPr>
-          <w:t>撒母耳記下20:23–26</w:t>
-        </w:r>
-      </w:hyperlink>
-    </w:p>
-    <w:p>
-      <w:pPr>
-        <w:pStyle w:val="ListBullet"/>
-        <w:spacing w:line="240" w:lineRule="auto"/>
-        <w:ind w:left="720"/>
-      </w:pPr>
-      <w:r>
-        <w:rPr>
-          <w:lang w:val="zh_TW" w:bidi="zh_TW"/>
-        </w:rPr>
-      </w:r>
-      <w:hyperlink r:id="rId14">
-        <w:r>
-          <w:rPr>
-            <w:lang w:val="zh_TW" w:bidi="zh_TW"/>
-          </w:rPr>
-          <w:rPr>
-            <w:color w:val="0000EE"/>
-            <w:u w:val="single"/>
-          </w:rPr>
-          <w:t>使徒行傳6:4</w:t>
-        </w:r>
-      </w:hyperlink>
-    </w:p>
-    <w:p>
-      <w:pPr>
-        <w:pStyle w:val="ListBullet"/>
-        <w:spacing w:line="240" w:lineRule="auto"/>
-        <w:ind w:left="720"/>
-      </w:pPr>
-      <w:r>
-        <w:rPr>
-          <w:lang w:val="zh_TW" w:bidi="zh_TW"/>
-        </w:rPr>
-      </w:r>
-      <w:hyperlink r:id="rId15">
-        <w:r>
-          <w:rPr>
-            <w:lang w:val="zh_TW" w:bidi="zh_TW"/>
-          </w:rPr>
-          <w:rPr>
-            <w:color w:val="0000EE"/>
-            <w:u w:val="single"/>
-          </w:rPr>
-          <w:t>使徒行傳21:17–19</w:t>
-        </w:r>
-      </w:hyperlink>
+      <w:r>
+        <w:rPr>
+          <w:lang w:val="zh_TW" w:bidi="zh_TW"/>
+        </w:rPr>
+        <w:t>撒母耳記下20:23–26</w:t>
+      </w:r>
+    </w:p>
+    <w:p>
+      <w:pPr>
+        <w:pStyle w:val="ListBullet"/>
+        <w:spacing w:line="240" w:lineRule="auto"/>
+        <w:ind w:left="720"/>
+      </w:pPr>
+      <w:r>
+        <w:rPr>
+          <w:lang w:val="zh_TW" w:bidi="zh_TW"/>
+        </w:rPr>
+      </w:r>
+      <w:r>
+        <w:rPr>
+          <w:lang w:val="zh_TW" w:bidi="zh_TW"/>
+        </w:rPr>
+        <w:t>使徒行傳6:4</w:t>
+      </w:r>
+    </w:p>
+    <w:p>
+      <w:pPr>
+        <w:pStyle w:val="ListBullet"/>
+        <w:spacing w:line="240" w:lineRule="auto"/>
+        <w:ind w:left="720"/>
+      </w:pPr>
+      <w:r>
+        <w:rPr>
+          <w:lang w:val="zh_TW" w:bidi="zh_TW"/>
+        </w:rPr>
+      </w:r>
+      <w:r>
+        <w:rPr>
+          <w:lang w:val="zh_TW" w:bidi="zh_TW"/>
+        </w:rPr>
+        <w:t>使徒行傳21:17–19</w:t>
+      </w:r>
     </w:p>
     <w:p>
       <w:pPr>
@@ -1013,18 +995,12 @@
           <w:lang w:val="zh_TW" w:bidi="zh_TW"/>
         </w:rPr>
       </w:r>
-      <w:hyperlink r:id="rId16">
-        <w:r>
-          <w:rPr>
-            <w:lang w:val="zh_TW" w:bidi="zh_TW"/>
-          </w:rPr>
-          <w:rPr>
-            <w:color w:val="0000EE"/>
-            <w:u w:val="single"/>
-          </w:rPr>
-          <w:t>但以理書1:3–5</w:t>
-        </w:r>
-      </w:hyperlink>
+      <w:r>
+        <w:rPr>
+          <w:lang w:val="zh_TW" w:bidi="zh_TW"/>
+        </w:rPr>
+        <w:t>但以理書1:3–5</w:t>
+      </w:r>
     </w:p>
     <w:p>
       <w:pPr>
@@ -1220,138 +1196,102 @@
           <w:lang w:val="zh_TW" w:bidi="zh_TW"/>
         </w:rPr>
       </w:r>
-      <w:hyperlink r:id="rId17">
-        <w:r>
-          <w:rPr>
-            <w:lang w:val="zh_TW" w:bidi="zh_TW"/>
-          </w:rPr>
-          <w:rPr>
-            <w:color w:val="0000EE"/>
-            <w:u w:val="single"/>
-          </w:rPr>
-          <w:t>列王紀上6:7–8</w:t>
-        </w:r>
-      </w:hyperlink>
-    </w:p>
-    <w:p>
-      <w:pPr>
-        <w:pStyle w:val="ListBullet"/>
-        <w:spacing w:line="240" w:lineRule="auto"/>
-        <w:ind w:left="720"/>
-      </w:pPr>
-      <w:r>
-        <w:rPr>
-          <w:lang w:val="zh_TW" w:bidi="zh_TW"/>
-        </w:rPr>
-      </w:r>
-      <w:hyperlink r:id="rId18">
-        <w:r>
-          <w:rPr>
-            <w:lang w:val="zh_TW" w:bidi="zh_TW"/>
-          </w:rPr>
-          <w:rPr>
-            <w:color w:val="0000EE"/>
-            <w:u w:val="single"/>
-          </w:rPr>
-          <w:t>列王記下6:5</w:t>
-        </w:r>
-      </w:hyperlink>
-    </w:p>
-    <w:p>
-      <w:pPr>
-        <w:pStyle w:val="ListBullet"/>
-        <w:spacing w:line="240" w:lineRule="auto"/>
-        <w:ind w:left="720"/>
-      </w:pPr>
-      <w:r>
-        <w:rPr>
-          <w:lang w:val="zh_TW" w:bidi="zh_TW"/>
-        </w:rPr>
-      </w:r>
-      <w:hyperlink r:id="rId19">
-        <w:r>
-          <w:rPr>
-            <w:lang w:val="zh_TW" w:bidi="zh_TW"/>
-          </w:rPr>
-          <w:rPr>
-            <w:color w:val="0000EE"/>
-            <w:u w:val="single"/>
-          </w:rPr>
-          <w:t>士師記9:48–49</w:t>
-        </w:r>
-      </w:hyperlink>
-    </w:p>
-    <w:p>
-      <w:pPr>
-        <w:pStyle w:val="ListBullet"/>
-        <w:spacing w:line="240" w:lineRule="auto"/>
-        <w:ind w:left="720"/>
-      </w:pPr>
-      <w:r>
-        <w:rPr>
-          <w:lang w:val="zh_TW" w:bidi="zh_TW"/>
-        </w:rPr>
-      </w:r>
-      <w:hyperlink r:id="rId20">
-        <w:r>
-          <w:rPr>
-            <w:lang w:val="zh_TW" w:bidi="zh_TW"/>
-          </w:rPr>
-          <w:rPr>
-            <w:color w:val="0000EE"/>
-            <w:u w:val="single"/>
-          </w:rPr>
-          <w:t>路加福音3:9</w:t>
-        </w:r>
-      </w:hyperlink>
-    </w:p>
-    <w:p>
-      <w:pPr>
-        <w:pStyle w:val="ListBullet"/>
-        <w:spacing w:line="240" w:lineRule="auto"/>
-        <w:ind w:left="720"/>
-      </w:pPr>
-      <w:r>
-        <w:rPr>
-          <w:lang w:val="zh_TW" w:bidi="zh_TW"/>
-        </w:rPr>
-      </w:r>
-      <w:hyperlink r:id="rId21">
-        <w:r>
-          <w:rPr>
-            <w:lang w:val="zh_TW" w:bidi="zh_TW"/>
-          </w:rPr>
-          <w:rPr>
-            <w:color w:val="0000EE"/>
-            <w:u w:val="single"/>
-          </w:rPr>
-          <w:t>馬太福音3:10</w:t>
-        </w:r>
-      </w:hyperlink>
-    </w:p>
-    <w:p>
-      <w:pPr>
-        <w:pStyle w:val="ListBullet"/>
-        <w:spacing w:line="240" w:lineRule="auto"/>
-        <w:ind w:left="720"/>
-      </w:pPr>
-      <w:r>
-        <w:rPr>
-          <w:lang w:val="zh_TW" w:bidi="zh_TW"/>
-        </w:rPr>
-      </w:r>
-      <w:hyperlink r:id="rId22">
-        <w:r>
-          <w:rPr>
-            <w:lang w:val="zh_TW" w:bidi="zh_TW"/>
-          </w:rPr>
-          <w:rPr>
-            <w:color w:val="0000EE"/>
-            <w:u w:val="single"/>
-          </w:rPr>
-          <w:t>詩篇35:3</w:t>
-        </w:r>
-      </w:hyperlink>
+      <w:r>
+        <w:rPr>
+          <w:lang w:val="zh_TW" w:bidi="zh_TW"/>
+        </w:rPr>
+        <w:t>列王紀上6:7–8</w:t>
+      </w:r>
+    </w:p>
+    <w:p>
+      <w:pPr>
+        <w:pStyle w:val="ListBullet"/>
+        <w:spacing w:line="240" w:lineRule="auto"/>
+        <w:ind w:left="720"/>
+      </w:pPr>
+      <w:r>
+        <w:rPr>
+          <w:lang w:val="zh_TW" w:bidi="zh_TW"/>
+        </w:rPr>
+      </w:r>
+      <w:r>
+        <w:rPr>
+          <w:lang w:val="zh_TW" w:bidi="zh_TW"/>
+        </w:rPr>
+        <w:t>列王記下6:5</w:t>
+      </w:r>
+    </w:p>
+    <w:p>
+      <w:pPr>
+        <w:pStyle w:val="ListBullet"/>
+        <w:spacing w:line="240" w:lineRule="auto"/>
+        <w:ind w:left="720"/>
+      </w:pPr>
+      <w:r>
+        <w:rPr>
+          <w:lang w:val="zh_TW" w:bidi="zh_TW"/>
+        </w:rPr>
+      </w:r>
+      <w:r>
+        <w:rPr>
+          <w:lang w:val="zh_TW" w:bidi="zh_TW"/>
+        </w:rPr>
+        <w:t>士師記9:48–49</w:t>
+      </w:r>
+    </w:p>
+    <w:p>
+      <w:pPr>
+        <w:pStyle w:val="ListBullet"/>
+        <w:spacing w:line="240" w:lineRule="auto"/>
+        <w:ind w:left="720"/>
+      </w:pPr>
+      <w:r>
+        <w:rPr>
+          <w:lang w:val="zh_TW" w:bidi="zh_TW"/>
+        </w:rPr>
+      </w:r>
+      <w:r>
+        <w:rPr>
+          <w:lang w:val="zh_TW" w:bidi="zh_TW"/>
+        </w:rPr>
+        <w:t>路加福音3:9</w:t>
+      </w:r>
+    </w:p>
+    <w:p>
+      <w:pPr>
+        <w:pStyle w:val="ListBullet"/>
+        <w:spacing w:line="240" w:lineRule="auto"/>
+        <w:ind w:left="720"/>
+      </w:pPr>
+      <w:r>
+        <w:rPr>
+          <w:lang w:val="zh_TW" w:bidi="zh_TW"/>
+        </w:rPr>
+      </w:r>
+      <w:r>
+        <w:rPr>
+          <w:lang w:val="zh_TW" w:bidi="zh_TW"/>
+        </w:rPr>
+        <w:t>馬太福音3:10</w:t>
+      </w:r>
+    </w:p>
+    <w:p>
+      <w:pPr>
+        <w:pStyle w:val="ListBullet"/>
+        <w:spacing w:line="240" w:lineRule="auto"/>
+        <w:ind w:left="720"/>
+      </w:pPr>
+      <w:r>
+        <w:rPr>
+          <w:lang w:val="zh_TW" w:bidi="zh_TW"/>
+        </w:rPr>
+      </w:r>
+      <w:r>
+        <w:rPr>
+          <w:lang w:val="zh_TW" w:bidi="zh_TW"/>
+        </w:rPr>
+        <w:t>詩篇35:3</w:t>
+      </w:r>
     </w:p>
     <w:p>
       <w:pPr>
@@ -1609,66 +1549,48 @@
           <w:lang w:val="zh_TW" w:bidi="zh_TW"/>
         </w:rPr>
       </w:r>
-      <w:hyperlink r:id="rId23">
-        <w:r>
-          <w:rPr>
-            <w:lang w:val="zh_TW" w:bidi="zh_TW"/>
-          </w:rPr>
-          <w:rPr>
-            <w:color w:val="0000EE"/>
-            <w:u w:val="single"/>
-          </w:rPr>
-          <w:t>列王紀下17:36–38</w:t>
-        </w:r>
-      </w:hyperlink>
-    </w:p>
-    <w:p>
-      <w:pPr>
-        <w:pStyle w:val="ListBullet"/>
-        <w:spacing w:line="240" w:lineRule="auto"/>
-        <w:ind w:left="720"/>
-      </w:pPr>
-      <w:r>
-        <w:rPr>
-          <w:lang w:val="zh_TW" w:bidi="zh_TW"/>
-        </w:rPr>
-      </w:r>
-      <w:hyperlink r:id="rId24">
-        <w:r>
-          <w:rPr>
-            <w:lang w:val="zh_TW" w:bidi="zh_TW"/>
-          </w:rPr>
-          <w:rPr>
-            <w:color w:val="0000EE"/>
-            <w:u w:val="single"/>
-          </w:rPr>
-          <w:t>創世記43:28</w:t>
-        </w:r>
-      </w:hyperlink>
-    </w:p>
-    <w:p>
-      <w:pPr>
-        <w:pStyle w:val="ListBullet"/>
-        <w:spacing w:line="240" w:lineRule="auto"/>
-        <w:ind w:left="720"/>
-      </w:pPr>
-      <w:r>
-        <w:rPr>
-          <w:lang w:val="zh_TW" w:bidi="zh_TW"/>
-        </w:rPr>
-      </w:r>
-      <w:hyperlink r:id="rId25">
-        <w:r>
-          <w:rPr>
-            <w:lang w:val="zh_TW" w:bidi="zh_TW"/>
-          </w:rPr>
-          <w:rPr>
-            <w:color w:val="0000EE"/>
-            <w:u w:val="single"/>
-          </w:rPr>
-          <w:t>啟示錄19:3–4</w:t>
-        </w:r>
-      </w:hyperlink>
+      <w:r>
+        <w:rPr>
+          <w:lang w:val="zh_TW" w:bidi="zh_TW"/>
+        </w:rPr>
+        <w:t>列王紀下17:36–38</w:t>
+      </w:r>
+    </w:p>
+    <w:p>
+      <w:pPr>
+        <w:pStyle w:val="ListBullet"/>
+        <w:spacing w:line="240" w:lineRule="auto"/>
+        <w:ind w:left="720"/>
+      </w:pPr>
+      <w:r>
+        <w:rPr>
+          <w:lang w:val="zh_TW" w:bidi="zh_TW"/>
+        </w:rPr>
+      </w:r>
+      <w:r>
+        <w:rPr>
+          <w:lang w:val="zh_TW" w:bidi="zh_TW"/>
+        </w:rPr>
+        <w:t>創世記43:28</w:t>
+      </w:r>
+    </w:p>
+    <w:p>
+      <w:pPr>
+        <w:pStyle w:val="ListBullet"/>
+        <w:spacing w:line="240" w:lineRule="auto"/>
+        <w:ind w:left="720"/>
+      </w:pPr>
+      <w:r>
+        <w:rPr>
+          <w:lang w:val="zh_TW" w:bidi="zh_TW"/>
+        </w:rPr>
+      </w:r>
+      <w:r>
+        <w:rPr>
+          <w:lang w:val="zh_TW" w:bidi="zh_TW"/>
+        </w:rPr>
+        <w:t>啟示錄19:3–4</w:t>
+      </w:r>
     </w:p>
     <w:p>
       <w:pPr>
@@ -1943,114 +1865,84 @@
           <w:lang w:val="zh_TW" w:bidi="zh_TW"/>
         </w:rPr>
       </w:r>
-      <w:hyperlink r:id="rId26">
-        <w:r>
-          <w:rPr>
-            <w:lang w:val="zh_TW" w:bidi="zh_TW"/>
-          </w:rPr>
-          <w:rPr>
-            <w:color w:val="0000EE"/>
-            <w:u w:val="single"/>
-          </w:rPr>
-          <w:t>以西結書20:42–44</w:t>
-        </w:r>
-      </w:hyperlink>
-    </w:p>
-    <w:p>
-      <w:pPr>
-        <w:pStyle w:val="ListBullet"/>
-        <w:spacing w:line="240" w:lineRule="auto"/>
-        <w:ind w:left="720"/>
-      </w:pPr>
-      <w:r>
-        <w:rPr>
-          <w:lang w:val="zh_TW" w:bidi="zh_TW"/>
-        </w:rPr>
-      </w:r>
-      <w:hyperlink r:id="rId27">
-        <w:r>
-          <w:rPr>
-            <w:lang w:val="zh_TW" w:bidi="zh_TW"/>
-          </w:rPr>
-          <w:rPr>
-            <w:color w:val="0000EE"/>
-            <w:u w:val="single"/>
-          </w:rPr>
-          <w:t>加拉太書6:6–8</w:t>
-        </w:r>
-      </w:hyperlink>
-    </w:p>
-    <w:p>
-      <w:pPr>
-        <w:pStyle w:val="ListBullet"/>
-        <w:spacing w:line="240" w:lineRule="auto"/>
-        <w:ind w:left="720"/>
-      </w:pPr>
-      <w:r>
-        <w:rPr>
-          <w:lang w:val="zh_TW" w:bidi="zh_TW"/>
-        </w:rPr>
-      </w:r>
-      <w:hyperlink r:id="rId28">
-        <w:r>
-          <w:rPr>
-            <w:lang w:val="zh_TW" w:bidi="zh_TW"/>
-          </w:rPr>
-          <w:rPr>
-            <w:color w:val="0000EE"/>
-            <w:u w:val="single"/>
-          </w:rPr>
-          <w:t>創世記6:12</w:t>
-        </w:r>
-      </w:hyperlink>
-    </w:p>
-    <w:p>
-      <w:pPr>
-        <w:pStyle w:val="ListBullet"/>
-        <w:spacing w:line="240" w:lineRule="auto"/>
-        <w:ind w:left="720"/>
-      </w:pPr>
-      <w:r>
-        <w:rPr>
-          <w:lang w:val="zh_TW" w:bidi="zh_TW"/>
-        </w:rPr>
-      </w:r>
-      <w:hyperlink r:id="rId29">
-        <w:r>
-          <w:rPr>
-            <w:lang w:val="zh_TW" w:bidi="zh_TW"/>
-          </w:rPr>
-          <w:rPr>
-            <w:color w:val="0000EE"/>
-            <w:u w:val="single"/>
-          </w:rPr>
-          <w:t>馬太福音12:33–35</w:t>
-        </w:r>
-      </w:hyperlink>
-    </w:p>
-    <w:p>
-      <w:pPr>
-        <w:pStyle w:val="ListBullet"/>
-        <w:spacing w:line="240" w:lineRule="auto"/>
-        <w:ind w:left="720"/>
-      </w:pPr>
-      <w:r>
-        <w:rPr>
-          <w:lang w:val="zh_TW" w:bidi="zh_TW"/>
-        </w:rPr>
-      </w:r>
-      <w:hyperlink r:id="rId30">
-        <w:r>
-          <w:rPr>
-            <w:lang w:val="zh_TW" w:bidi="zh_TW"/>
-          </w:rPr>
-          <w:rPr>
-            <w:color w:val="0000EE"/>
-            <w:u w:val="single"/>
-          </w:rPr>
-          <w:t>詩篇14:1</w:t>
-        </w:r>
-      </w:hyperlink>
+      <w:r>
+        <w:rPr>
+          <w:lang w:val="zh_TW" w:bidi="zh_TW"/>
+        </w:rPr>
+        <w:t>以西結書20:42–44</w:t>
+      </w:r>
+    </w:p>
+    <w:p>
+      <w:pPr>
+        <w:pStyle w:val="ListBullet"/>
+        <w:spacing w:line="240" w:lineRule="auto"/>
+        <w:ind w:left="720"/>
+      </w:pPr>
+      <w:r>
+        <w:rPr>
+          <w:lang w:val="zh_TW" w:bidi="zh_TW"/>
+        </w:rPr>
+      </w:r>
+      <w:r>
+        <w:rPr>
+          <w:lang w:val="zh_TW" w:bidi="zh_TW"/>
+        </w:rPr>
+        <w:t>加拉太書6:6–8</w:t>
+      </w:r>
+    </w:p>
+    <w:p>
+      <w:pPr>
+        <w:pStyle w:val="ListBullet"/>
+        <w:spacing w:line="240" w:lineRule="auto"/>
+        <w:ind w:left="720"/>
+      </w:pPr>
+      <w:r>
+        <w:rPr>
+          <w:lang w:val="zh_TW" w:bidi="zh_TW"/>
+        </w:rPr>
+      </w:r>
+      <w:r>
+        <w:rPr>
+          <w:lang w:val="zh_TW" w:bidi="zh_TW"/>
+        </w:rPr>
+        <w:t>創世記6:12</w:t>
+      </w:r>
+    </w:p>
+    <w:p>
+      <w:pPr>
+        <w:pStyle w:val="ListBullet"/>
+        <w:spacing w:line="240" w:lineRule="auto"/>
+        <w:ind w:left="720"/>
+      </w:pPr>
+      <w:r>
+        <w:rPr>
+          <w:lang w:val="zh_TW" w:bidi="zh_TW"/>
+        </w:rPr>
+      </w:r>
+      <w:r>
+        <w:rPr>
+          <w:lang w:val="zh_TW" w:bidi="zh_TW"/>
+        </w:rPr>
+        <w:t>馬太福音12:33–35</w:t>
+      </w:r>
+    </w:p>
+    <w:p>
+      <w:pPr>
+        <w:pStyle w:val="ListBullet"/>
+        <w:spacing w:line="240" w:lineRule="auto"/>
+        <w:ind w:left="720"/>
+      </w:pPr>
+      <w:r>
+        <w:rPr>
+          <w:lang w:val="zh_TW" w:bidi="zh_TW"/>
+        </w:rPr>
+      </w:r>
+      <w:r>
+        <w:rPr>
+          <w:lang w:val="zh_TW" w:bidi="zh_TW"/>
+        </w:rPr>
+        <w:t>詩篇14:1</w:t>
+      </w:r>
     </w:p>
     <w:p>
       <w:pPr>
@@ -2313,210 +2205,156 @@
           <w:lang w:val="zh_TW" w:bidi="zh_TW"/>
         </w:rPr>
       </w:r>
-      <w:hyperlink r:id="rId31">
-        <w:r>
-          <w:rPr>
-            <w:lang w:val="zh_TW" w:bidi="zh_TW"/>
-          </w:rPr>
-          <w:rPr>
-            <w:color w:val="0000EE"/>
-            <w:u w:val="single"/>
-          </w:rPr>
-          <w:t>哥林多前書15:13</w:t>
-        </w:r>
-      </w:hyperlink>
-    </w:p>
-    <w:p>
-      <w:pPr>
-        <w:pStyle w:val="ListBullet"/>
-        <w:spacing w:line="240" w:lineRule="auto"/>
-        <w:ind w:left="720"/>
-      </w:pPr>
-      <w:r>
-        <w:rPr>
-          <w:lang w:val="zh_TW" w:bidi="zh_TW"/>
-        </w:rPr>
-      </w:r>
-      <w:hyperlink r:id="rId32">
-        <w:r>
-          <w:rPr>
-            <w:lang w:val="zh_TW" w:bidi="zh_TW"/>
-          </w:rPr>
-          <w:rPr>
-            <w:color w:val="0000EE"/>
-            <w:u w:val="single"/>
-          </w:rPr>
-          <w:t>彼得前書3:21</w:t>
-        </w:r>
-      </w:hyperlink>
-    </w:p>
-    <w:p>
-      <w:pPr>
-        <w:pStyle w:val="ListBullet"/>
-        <w:spacing w:line="240" w:lineRule="auto"/>
-        <w:ind w:left="720"/>
-      </w:pPr>
-      <w:r>
-        <w:rPr>
-          <w:lang w:val="zh_TW" w:bidi="zh_TW"/>
-        </w:rPr>
-      </w:r>
-      <w:hyperlink r:id="rId33">
-        <w:r>
-          <w:rPr>
-            <w:lang w:val="zh_TW" w:bidi="zh_TW"/>
-          </w:rPr>
-          <w:rPr>
-            <w:color w:val="0000EE"/>
-            <w:u w:val="single"/>
-          </w:rPr>
-          <w:t>希伯來書11:35</w:t>
-        </w:r>
-      </w:hyperlink>
-    </w:p>
-    <w:p>
-      <w:pPr>
-        <w:pStyle w:val="ListBullet"/>
-        <w:spacing w:line="240" w:lineRule="auto"/>
-        <w:ind w:left="720"/>
-      </w:pPr>
-      <w:r>
-        <w:rPr>
-          <w:lang w:val="zh_TW" w:bidi="zh_TW"/>
-        </w:rPr>
-      </w:r>
-      <w:hyperlink r:id="rId34">
-        <w:r>
-          <w:rPr>
-            <w:lang w:val="zh_TW" w:bidi="zh_TW"/>
-          </w:rPr>
-          <w:rPr>
-            <w:color w:val="0000EE"/>
-            <w:u w:val="single"/>
-          </w:rPr>
-          <w:t>約翰福音5:28–29</w:t>
-        </w:r>
-      </w:hyperlink>
-    </w:p>
-    <w:p>
-      <w:pPr>
-        <w:pStyle w:val="ListBullet"/>
-        <w:spacing w:line="240" w:lineRule="auto"/>
-        <w:ind w:left="720"/>
-      </w:pPr>
-      <w:r>
-        <w:rPr>
-          <w:lang w:val="zh_TW" w:bidi="zh_TW"/>
-        </w:rPr>
-      </w:r>
-      <w:hyperlink r:id="rId35">
-        <w:r>
-          <w:rPr>
-            <w:lang w:val="zh_TW" w:bidi="zh_TW"/>
-          </w:rPr>
-          <w:rPr>
-            <w:color w:val="0000EE"/>
-            <w:u w:val="single"/>
-          </w:rPr>
-          <w:t>路加福音20:27</w:t>
-        </w:r>
-      </w:hyperlink>
-    </w:p>
-    <w:p>
-      <w:pPr>
-        <w:pStyle w:val="ListBullet"/>
-        <w:spacing w:line="240" w:lineRule="auto"/>
-        <w:ind w:left="720"/>
-      </w:pPr>
-      <w:r>
-        <w:rPr>
-          <w:lang w:val="zh_TW" w:bidi="zh_TW"/>
-        </w:rPr>
-      </w:r>
-      <w:hyperlink r:id="rId36">
-        <w:r>
-          <w:rPr>
-            <w:lang w:val="zh_TW" w:bidi="zh_TW"/>
-          </w:rPr>
-          <w:rPr>
-            <w:color w:val="0000EE"/>
-            <w:u w:val="single"/>
-          </w:rPr>
-          <w:t>路加福音20:36</w:t>
-        </w:r>
-      </w:hyperlink>
-    </w:p>
-    <w:p>
-      <w:pPr>
-        <w:pStyle w:val="ListBullet"/>
-        <w:spacing w:line="240" w:lineRule="auto"/>
-        <w:ind w:left="720"/>
-      </w:pPr>
-      <w:r>
-        <w:rPr>
-          <w:lang w:val="zh_TW" w:bidi="zh_TW"/>
-        </w:rPr>
-      </w:r>
-      <w:hyperlink r:id="rId37">
-        <w:r>
-          <w:rPr>
-            <w:lang w:val="zh_TW" w:bidi="zh_TW"/>
-          </w:rPr>
-          <w:rPr>
-            <w:color w:val="0000EE"/>
-            <w:u w:val="single"/>
-          </w:rPr>
-          <w:t>馬太福音22:23</w:t>
-        </w:r>
-      </w:hyperlink>
-    </w:p>
-    <w:p>
-      <w:pPr>
-        <w:pStyle w:val="ListBullet"/>
-        <w:spacing w:line="240" w:lineRule="auto"/>
-        <w:ind w:left="720"/>
-      </w:pPr>
-      <w:r>
-        <w:rPr>
-          <w:lang w:val="zh_TW" w:bidi="zh_TW"/>
-        </w:rPr>
-      </w:r>
-      <w:hyperlink r:id="rId38">
-        <w:r>
-          <w:rPr>
-            <w:lang w:val="zh_TW" w:bidi="zh_TW"/>
-          </w:rPr>
-          <w:rPr>
-            <w:color w:val="0000EE"/>
-            <w:u w:val="single"/>
-          </w:rPr>
-          <w:t>馬太福音22:30</w:t>
-        </w:r>
-      </w:hyperlink>
-    </w:p>
-    <w:p>
-      <w:pPr>
-        <w:pStyle w:val="ListBullet"/>
-        <w:spacing w:line="240" w:lineRule="auto"/>
-        <w:ind w:left="720"/>
-      </w:pPr>
-      <w:r>
-        <w:rPr>
-          <w:lang w:val="zh_TW" w:bidi="zh_TW"/>
-        </w:rPr>
-      </w:r>
-      <w:hyperlink r:id="rId39">
-        <w:r>
-          <w:rPr>
-            <w:lang w:val="zh_TW" w:bidi="zh_TW"/>
-          </w:rPr>
-          <w:rPr>
-            <w:color w:val="0000EE"/>
-            <w:u w:val="single"/>
-          </w:rPr>
-          <w:t>腓立比書3:11</w:t>
-        </w:r>
-      </w:hyperlink>
+      <w:r>
+        <w:rPr>
+          <w:lang w:val="zh_TW" w:bidi="zh_TW"/>
+        </w:rPr>
+        <w:t>哥林多前書15:13</w:t>
+      </w:r>
+    </w:p>
+    <w:p>
+      <w:pPr>
+        <w:pStyle w:val="ListBullet"/>
+        <w:spacing w:line="240" w:lineRule="auto"/>
+        <w:ind w:left="720"/>
+      </w:pPr>
+      <w:r>
+        <w:rPr>
+          <w:lang w:val="zh_TW" w:bidi="zh_TW"/>
+        </w:rPr>
+      </w:r>
+      <w:r>
+        <w:rPr>
+          <w:lang w:val="zh_TW" w:bidi="zh_TW"/>
+        </w:rPr>
+        <w:t>彼得前書3:21</w:t>
+      </w:r>
+    </w:p>
+    <w:p>
+      <w:pPr>
+        <w:pStyle w:val="ListBullet"/>
+        <w:spacing w:line="240" w:lineRule="auto"/>
+        <w:ind w:left="720"/>
+      </w:pPr>
+      <w:r>
+        <w:rPr>
+          <w:lang w:val="zh_TW" w:bidi="zh_TW"/>
+        </w:rPr>
+      </w:r>
+      <w:r>
+        <w:rPr>
+          <w:lang w:val="zh_TW" w:bidi="zh_TW"/>
+        </w:rPr>
+        <w:t>希伯來書11:35</w:t>
+      </w:r>
+    </w:p>
+    <w:p>
+      <w:pPr>
+        <w:pStyle w:val="ListBullet"/>
+        <w:spacing w:line="240" w:lineRule="auto"/>
+        <w:ind w:left="720"/>
+      </w:pPr>
+      <w:r>
+        <w:rPr>
+          <w:lang w:val="zh_TW" w:bidi="zh_TW"/>
+        </w:rPr>
+      </w:r>
+      <w:r>
+        <w:rPr>
+          <w:lang w:val="zh_TW" w:bidi="zh_TW"/>
+        </w:rPr>
+        <w:t>約翰福音5:28–29</w:t>
+      </w:r>
+    </w:p>
+    <w:p>
+      <w:pPr>
+        <w:pStyle w:val="ListBullet"/>
+        <w:spacing w:line="240" w:lineRule="auto"/>
+        <w:ind w:left="720"/>
+      </w:pPr>
+      <w:r>
+        <w:rPr>
+          <w:lang w:val="zh_TW" w:bidi="zh_TW"/>
+        </w:rPr>
+      </w:r>
+      <w:r>
+        <w:rPr>
+          <w:lang w:val="zh_TW" w:bidi="zh_TW"/>
+        </w:rPr>
+        <w:t>路加福音20:27</w:t>
+      </w:r>
+    </w:p>
+    <w:p>
+      <w:pPr>
+        <w:pStyle w:val="ListBullet"/>
+        <w:spacing w:line="240" w:lineRule="auto"/>
+        <w:ind w:left="720"/>
+      </w:pPr>
+      <w:r>
+        <w:rPr>
+          <w:lang w:val="zh_TW" w:bidi="zh_TW"/>
+        </w:rPr>
+      </w:r>
+      <w:r>
+        <w:rPr>
+          <w:lang w:val="zh_TW" w:bidi="zh_TW"/>
+        </w:rPr>
+        <w:t>路加福音20:36</w:t>
+      </w:r>
+    </w:p>
+    <w:p>
+      <w:pPr>
+        <w:pStyle w:val="ListBullet"/>
+        <w:spacing w:line="240" w:lineRule="auto"/>
+        <w:ind w:left="720"/>
+      </w:pPr>
+      <w:r>
+        <w:rPr>
+          <w:lang w:val="zh_TW" w:bidi="zh_TW"/>
+        </w:rPr>
+      </w:r>
+      <w:r>
+        <w:rPr>
+          <w:lang w:val="zh_TW" w:bidi="zh_TW"/>
+        </w:rPr>
+        <w:t>馬太福音22:23</w:t>
+      </w:r>
+    </w:p>
+    <w:p>
+      <w:pPr>
+        <w:pStyle w:val="ListBullet"/>
+        <w:spacing w:line="240" w:lineRule="auto"/>
+        <w:ind w:left="720"/>
+      </w:pPr>
+      <w:r>
+        <w:rPr>
+          <w:lang w:val="zh_TW" w:bidi="zh_TW"/>
+        </w:rPr>
+      </w:r>
+      <w:r>
+        <w:rPr>
+          <w:lang w:val="zh_TW" w:bidi="zh_TW"/>
+        </w:rPr>
+        <w:t>馬太福音22:30</w:t>
+      </w:r>
+    </w:p>
+    <w:p>
+      <w:pPr>
+        <w:pStyle w:val="ListBullet"/>
+        <w:spacing w:line="240" w:lineRule="auto"/>
+        <w:ind w:left="720"/>
+      </w:pPr>
+      <w:r>
+        <w:rPr>
+          <w:lang w:val="zh_TW" w:bidi="zh_TW"/>
+        </w:rPr>
+      </w:r>
+      <w:r>
+        <w:rPr>
+          <w:lang w:val="zh_TW" w:bidi="zh_TW"/>
+        </w:rPr>
+        <w:t>腓立比書3:11</w:t>
+      </w:r>
     </w:p>
     <w:p>
       <w:pPr>
@@ -2876,234 +2714,174 @@
           <w:lang w:val="zh_TW" w:bidi="zh_TW"/>
         </w:rPr>
       </w:r>
-      <w:hyperlink r:id="rId40">
-        <w:r>
-          <w:rPr>
-            <w:lang w:val="zh_TW" w:bidi="zh_TW"/>
-          </w:rPr>
-          <w:rPr>
-            <w:color w:val="0000EE"/>
-            <w:u w:val="single"/>
-          </w:rPr>
-          <w:t>列王紀下5:10</w:t>
-        </w:r>
-      </w:hyperlink>
-    </w:p>
-    <w:p>
-      <w:pPr>
-        <w:pStyle w:val="ListBullet"/>
-        <w:spacing w:line="240" w:lineRule="auto"/>
-        <w:ind w:left="720"/>
-      </w:pPr>
-      <w:r>
-        <w:rPr>
-          <w:lang w:val="zh_TW" w:bidi="zh_TW"/>
-        </w:rPr>
-      </w:r>
-      <w:hyperlink r:id="rId41">
-        <w:r>
-          <w:rPr>
-            <w:lang w:val="zh_TW" w:bidi="zh_TW"/>
-          </w:rPr>
-          <w:rPr>
-            <w:color w:val="0000EE"/>
-            <w:u w:val="single"/>
-          </w:rPr>
-          <w:t>使徒行傳3:21</w:t>
-        </w:r>
-      </w:hyperlink>
-    </w:p>
-    <w:p>
-      <w:pPr>
-        <w:pStyle w:val="ListBullet"/>
-        <w:spacing w:line="240" w:lineRule="auto"/>
-        <w:ind w:left="720"/>
-      </w:pPr>
-      <w:r>
-        <w:rPr>
-          <w:lang w:val="zh_TW" w:bidi="zh_TW"/>
-        </w:rPr>
-      </w:r>
-      <w:hyperlink r:id="rId42">
-        <w:r>
-          <w:rPr>
-            <w:lang w:val="zh_TW" w:bidi="zh_TW"/>
-          </w:rPr>
-          <w:rPr>
-            <w:color w:val="0000EE"/>
-            <w:u w:val="single"/>
-          </w:rPr>
-          <w:t>使徒行傳15:15–18</w:t>
-        </w:r>
-      </w:hyperlink>
-    </w:p>
-    <w:p>
-      <w:pPr>
-        <w:pStyle w:val="ListBullet"/>
-        <w:spacing w:line="240" w:lineRule="auto"/>
-        <w:ind w:left="720"/>
-      </w:pPr>
-      <w:r>
-        <w:rPr>
-          <w:lang w:val="zh_TW" w:bidi="zh_TW"/>
-        </w:rPr>
-      </w:r>
-      <w:hyperlink r:id="rId43">
-        <w:r>
-          <w:rPr>
-            <w:lang w:val="zh_TW" w:bidi="zh_TW"/>
-          </w:rPr>
-          <w:rPr>
-            <w:color w:val="0000EE"/>
-            <w:u w:val="single"/>
-          </w:rPr>
-          <w:t>以賽亞書49:5–6</w:t>
-        </w:r>
-      </w:hyperlink>
-    </w:p>
-    <w:p>
-      <w:pPr>
-        <w:pStyle w:val="ListBullet"/>
-        <w:spacing w:line="240" w:lineRule="auto"/>
-        <w:ind w:left="720"/>
-      </w:pPr>
-      <w:r>
-        <w:rPr>
-          <w:lang w:val="zh_TW" w:bidi="zh_TW"/>
-        </w:rPr>
-      </w:r>
-      <w:hyperlink r:id="rId44">
-        <w:r>
-          <w:rPr>
-            <w:lang w:val="zh_TW" w:bidi="zh_TW"/>
-          </w:rPr>
-          <w:rPr>
-            <w:color w:val="0000EE"/>
-            <w:u w:val="single"/>
-          </w:rPr>
-          <w:t>耶利米書15:19–21</w:t>
-        </w:r>
-      </w:hyperlink>
-    </w:p>
-    <w:p>
-      <w:pPr>
-        <w:pStyle w:val="ListBullet"/>
-        <w:spacing w:line="240" w:lineRule="auto"/>
-        <w:ind w:left="720"/>
-      </w:pPr>
-      <w:r>
-        <w:rPr>
-          <w:lang w:val="zh_TW" w:bidi="zh_TW"/>
-        </w:rPr>
-      </w:r>
-      <w:hyperlink r:id="rId45">
-        <w:r>
-          <w:rPr>
-            <w:lang w:val="zh_TW" w:bidi="zh_TW"/>
-          </w:rPr>
-          <w:rPr>
-            <w:color w:val="0000EE"/>
-            <w:u w:val="single"/>
-          </w:rPr>
-          <w:t>耶利米哀歌5:22</w:t>
-        </w:r>
-      </w:hyperlink>
-    </w:p>
-    <w:p>
-      <w:pPr>
-        <w:pStyle w:val="ListBullet"/>
-        <w:spacing w:line="240" w:lineRule="auto"/>
-        <w:ind w:left="720"/>
-      </w:pPr>
-      <w:r>
-        <w:rPr>
-          <w:lang w:val="zh_TW" w:bidi="zh_TW"/>
-        </w:rPr>
-      </w:r>
-      <w:hyperlink r:id="rId46">
-        <w:r>
-          <w:rPr>
-            <w:lang w:val="zh_TW" w:bidi="zh_TW"/>
-          </w:rPr>
-          <w:rPr>
-            <w:color w:val="0000EE"/>
-            <w:u w:val="single"/>
-          </w:rPr>
-          <w:t>利未記6:5–7</w:t>
-        </w:r>
-      </w:hyperlink>
-    </w:p>
-    <w:p>
-      <w:pPr>
-        <w:pStyle w:val="ListBullet"/>
-        <w:spacing w:line="240" w:lineRule="auto"/>
-        <w:ind w:left="720"/>
-      </w:pPr>
-      <w:r>
-        <w:rPr>
-          <w:lang w:val="zh_TW" w:bidi="zh_TW"/>
-        </w:rPr>
-      </w:r>
-      <w:hyperlink r:id="rId47">
-        <w:r>
-          <w:rPr>
-            <w:lang w:val="zh_TW" w:bidi="zh_TW"/>
-          </w:rPr>
-          <w:rPr>
-            <w:color w:val="0000EE"/>
-            <w:u w:val="single"/>
-          </w:rPr>
-          <w:t>路加福音19:8</w:t>
-        </w:r>
-      </w:hyperlink>
-    </w:p>
-    <w:p>
-      <w:pPr>
-        <w:pStyle w:val="ListBullet"/>
-        <w:spacing w:line="240" w:lineRule="auto"/>
-        <w:ind w:left="720"/>
-      </w:pPr>
-      <w:r>
-        <w:rPr>
-          <w:lang w:val="zh_TW" w:bidi="zh_TW"/>
-        </w:rPr>
-      </w:r>
-      <w:hyperlink r:id="rId48">
-        <w:r>
-          <w:rPr>
-            <w:lang w:val="zh_TW" w:bidi="zh_TW"/>
-          </w:rPr>
-          <w:rPr>
-            <w:color w:val="0000EE"/>
-            <w:u w:val="single"/>
-          </w:rPr>
-          <w:t>馬太福音12:13</w:t>
-        </w:r>
-      </w:hyperlink>
-    </w:p>
-    <w:p>
-      <w:pPr>
-        <w:pStyle w:val="ListBullet"/>
-        <w:spacing w:line="240" w:lineRule="auto"/>
-        <w:ind w:left="720"/>
-      </w:pPr>
-      <w:r>
-        <w:rPr>
-          <w:lang w:val="zh_TW" w:bidi="zh_TW"/>
-        </w:rPr>
-      </w:r>
-      <w:hyperlink r:id="rId49">
-        <w:r>
-          <w:rPr>
-            <w:lang w:val="zh_TW" w:bidi="zh_TW"/>
-          </w:rPr>
-          <w:rPr>
-            <w:color w:val="0000EE"/>
-            <w:u w:val="single"/>
-          </w:rPr>
-          <w:t>詩篇80:1–3</w:t>
-        </w:r>
-      </w:hyperlink>
+      <w:r>
+        <w:rPr>
+          <w:lang w:val="zh_TW" w:bidi="zh_TW"/>
+        </w:rPr>
+        <w:t>列王紀下5:10</w:t>
+      </w:r>
+    </w:p>
+    <w:p>
+      <w:pPr>
+        <w:pStyle w:val="ListBullet"/>
+        <w:spacing w:line="240" w:lineRule="auto"/>
+        <w:ind w:left="720"/>
+      </w:pPr>
+      <w:r>
+        <w:rPr>
+          <w:lang w:val="zh_TW" w:bidi="zh_TW"/>
+        </w:rPr>
+      </w:r>
+      <w:r>
+        <w:rPr>
+          <w:lang w:val="zh_TW" w:bidi="zh_TW"/>
+        </w:rPr>
+        <w:t>使徒行傳3:21</w:t>
+      </w:r>
+    </w:p>
+    <w:p>
+      <w:pPr>
+        <w:pStyle w:val="ListBullet"/>
+        <w:spacing w:line="240" w:lineRule="auto"/>
+        <w:ind w:left="720"/>
+      </w:pPr>
+      <w:r>
+        <w:rPr>
+          <w:lang w:val="zh_TW" w:bidi="zh_TW"/>
+        </w:rPr>
+      </w:r>
+      <w:r>
+        <w:rPr>
+          <w:lang w:val="zh_TW" w:bidi="zh_TW"/>
+        </w:rPr>
+        <w:t>使徒行傳15:15–18</w:t>
+      </w:r>
+    </w:p>
+    <w:p>
+      <w:pPr>
+        <w:pStyle w:val="ListBullet"/>
+        <w:spacing w:line="240" w:lineRule="auto"/>
+        <w:ind w:left="720"/>
+      </w:pPr>
+      <w:r>
+        <w:rPr>
+          <w:lang w:val="zh_TW" w:bidi="zh_TW"/>
+        </w:rPr>
+      </w:r>
+      <w:r>
+        <w:rPr>
+          <w:lang w:val="zh_TW" w:bidi="zh_TW"/>
+        </w:rPr>
+        <w:t>以賽亞書49:5–6</w:t>
+      </w:r>
+    </w:p>
+    <w:p>
+      <w:pPr>
+        <w:pStyle w:val="ListBullet"/>
+        <w:spacing w:line="240" w:lineRule="auto"/>
+        <w:ind w:left="720"/>
+      </w:pPr>
+      <w:r>
+        <w:rPr>
+          <w:lang w:val="zh_TW" w:bidi="zh_TW"/>
+        </w:rPr>
+      </w:r>
+      <w:r>
+        <w:rPr>
+          <w:lang w:val="zh_TW" w:bidi="zh_TW"/>
+        </w:rPr>
+        <w:t>耶利米書15:19–21</w:t>
+      </w:r>
+    </w:p>
+    <w:p>
+      <w:pPr>
+        <w:pStyle w:val="ListBullet"/>
+        <w:spacing w:line="240" w:lineRule="auto"/>
+        <w:ind w:left="720"/>
+      </w:pPr>
+      <w:r>
+        <w:rPr>
+          <w:lang w:val="zh_TW" w:bidi="zh_TW"/>
+        </w:rPr>
+      </w:r>
+      <w:r>
+        <w:rPr>
+          <w:lang w:val="zh_TW" w:bidi="zh_TW"/>
+        </w:rPr>
+        <w:t>耶利米哀歌5:22</w:t>
+      </w:r>
+    </w:p>
+    <w:p>
+      <w:pPr>
+        <w:pStyle w:val="ListBullet"/>
+        <w:spacing w:line="240" w:lineRule="auto"/>
+        <w:ind w:left="720"/>
+      </w:pPr>
+      <w:r>
+        <w:rPr>
+          <w:lang w:val="zh_TW" w:bidi="zh_TW"/>
+        </w:rPr>
+      </w:r>
+      <w:r>
+        <w:rPr>
+          <w:lang w:val="zh_TW" w:bidi="zh_TW"/>
+        </w:rPr>
+        <w:t>利未記6:5–7</w:t>
+      </w:r>
+    </w:p>
+    <w:p>
+      <w:pPr>
+        <w:pStyle w:val="ListBullet"/>
+        <w:spacing w:line="240" w:lineRule="auto"/>
+        <w:ind w:left="720"/>
+      </w:pPr>
+      <w:r>
+        <w:rPr>
+          <w:lang w:val="zh_TW" w:bidi="zh_TW"/>
+        </w:rPr>
+      </w:r>
+      <w:r>
+        <w:rPr>
+          <w:lang w:val="zh_TW" w:bidi="zh_TW"/>
+        </w:rPr>
+        <w:t>路加福音19:8</w:t>
+      </w:r>
+    </w:p>
+    <w:p>
+      <w:pPr>
+        <w:pStyle w:val="ListBullet"/>
+        <w:spacing w:line="240" w:lineRule="auto"/>
+        <w:ind w:left="720"/>
+      </w:pPr>
+      <w:r>
+        <w:rPr>
+          <w:lang w:val="zh_TW" w:bidi="zh_TW"/>
+        </w:rPr>
+      </w:r>
+      <w:r>
+        <w:rPr>
+          <w:lang w:val="zh_TW" w:bidi="zh_TW"/>
+        </w:rPr>
+        <w:t>馬太福音12:13</w:t>
+      </w:r>
+    </w:p>
+    <w:p>
+      <w:pPr>
+        <w:pStyle w:val="ListBullet"/>
+        <w:spacing w:line="240" w:lineRule="auto"/>
+        <w:ind w:left="720"/>
+      </w:pPr>
+      <w:r>
+        <w:rPr>
+          <w:lang w:val="zh_TW" w:bidi="zh_TW"/>
+        </w:rPr>
+      </w:r>
+      <w:r>
+        <w:rPr>
+          <w:lang w:val="zh_TW" w:bidi="zh_TW"/>
+        </w:rPr>
+        <w:t>詩篇80:1–3</w:t>
+      </w:r>
     </w:p>
     <w:p>
       <w:pPr>

--- a/zht/docx/046.content.docx
+++ b/zht/docx/046.content.docx
@@ -600,25 +600,341 @@
         <w:rPr>
           <w:lang w:val="zh_TW" w:bidi="zh_TW"/>
         </w:rPr>
+        <w:t>（另見：事奉，</w:t>
+      </w:r>
+      <w:r>
+        <w:rPr>
+          <w:lang w:val="zh_TW" w:bidi="zh_TW"/>
+        </w:rPr>
+        <w:t>獻祭</w:t>
+      </w:r>
+      <w:r>
+        <w:rPr>
+          <w:lang w:val="zh_TW" w:bidi="zh_TW"/>
+        </w:rPr>
+        <w:t>）</w:t>
+      </w:r>
+    </w:p>
+    <w:p>
+      <w:pPr>
+        <w:pStyle w:val="Heading3"/>
+      </w:pPr>
+      <w:r>
+        <w:rPr>
+          <w:lang w:val="zh_TW" w:bidi="zh_TW"/>
+        </w:rPr>
+        <w:t>參考經文：</w:t>
+      </w:r>
+    </w:p>
+    <w:p>
+      <w:pPr>
+        <w:pStyle w:val="ListBullet"/>
+        <w:spacing w:line="240" w:lineRule="auto"/>
+        <w:ind w:left="720"/>
+      </w:pPr>
+      <w:r>
+        <w:rPr>
+          <w:lang w:val="zh_TW" w:bidi="zh_TW"/>
+        </w:rPr>
+      </w:r>
+      <w:r>
+        <w:rPr>
+          <w:lang w:val="zh_TW" w:bidi="zh_TW"/>
+        </w:rPr>
+        <w:t>撒母耳記下20:23–26</w:t>
+      </w:r>
+    </w:p>
+    <w:p>
+      <w:pPr>
+        <w:pStyle w:val="ListBullet"/>
+        <w:spacing w:line="240" w:lineRule="auto"/>
+        <w:ind w:left="720"/>
+      </w:pPr>
+      <w:r>
+        <w:rPr>
+          <w:lang w:val="zh_TW" w:bidi="zh_TW"/>
+        </w:rPr>
+      </w:r>
+      <w:r>
+        <w:rPr>
+          <w:lang w:val="zh_TW" w:bidi="zh_TW"/>
+        </w:rPr>
+        <w:t>使徒行傳6:4</w:t>
+      </w:r>
+    </w:p>
+    <w:p>
+      <w:pPr>
+        <w:pStyle w:val="ListBullet"/>
+        <w:spacing w:line="240" w:lineRule="auto"/>
+        <w:ind w:left="720"/>
+      </w:pPr>
+      <w:r>
+        <w:rPr>
+          <w:lang w:val="zh_TW" w:bidi="zh_TW"/>
+        </w:rPr>
+      </w:r>
+      <w:r>
+        <w:rPr>
+          <w:lang w:val="zh_TW" w:bidi="zh_TW"/>
+        </w:rPr>
+        <w:t>使徒行傳21:17–19</w:t>
+      </w:r>
+    </w:p>
+    <w:p>
+      <w:pPr>
+        <w:pStyle w:val="Heading3"/>
+      </w:pPr>
+      <w:r>
+        <w:rPr>
+          <w:lang w:val="zh_TW" w:bidi="zh_TW"/>
+        </w:rPr>
+        <w:t>原文參照：</w:t>
+      </w:r>
+    </w:p>
+    <w:p>
+      <w:pPr>
+        <w:pStyle w:val="ListBullet"/>
+        <w:spacing w:line="240" w:lineRule="auto"/>
+        <w:ind w:left="720"/>
+      </w:pPr>
+      <w:r>
+        <w:rPr>
+          <w:lang w:val="zh_TW" w:bidi="zh_TW"/>
+        </w:rPr>
+      </w:r>
+      <w:r>
+        <w:rPr>
+          <w:lang w:val="zh_TW" w:bidi="zh_TW"/>
+        </w:rPr>
+        <w:t>史特朗號：H6399，H8120，H8334，H8335，G12470，G12480，G12490，G20230，G20380，G24180，G30080，G30090，G30100，G30110，G39300，G52560，G52570，G55240</w:t>
+      </w:r>
+      <w:r>
+        <w:rPr>
+          <w:lang w:val="zh_TW" w:bidi="zh_TW"/>
+        </w:rPr>
+      </w:r>
+      <w:r>
+        <w:rPr>
+          <w:lang w:val="zh_TW" w:bidi="zh_TW"/>
+        </w:rPr>
+      </w:r>
+    </w:p>
+    <w:p>
+      <w:pPr/>
+      <w:r>
+        <w:rPr>
+          <w:lang w:val="zh_TW" w:bidi="zh_TW"/>
+        </w:rPr>
+      </w:r>
+    </w:p>
+    <w:p>
+      <w:pPr>
+        <w:pStyle w:val="Heading2"/>
+      </w:pPr>
+      <w:r>
+        <w:rPr>
+          <w:lang w:val="zh_TW" w:bidi="zh_TW"/>
+        </w:rPr>
+        <w:t>符合資格</w:t>
+      </w:r>
+      <w:r>
+        <w:rPr>
+          <w:lang w:val="zh_TW" w:bidi="zh_TW"/>
+        </w:rPr>
+      </w:r>
+    </w:p>
+    <w:p>
+      <w:pPr>
+        <w:pStyle w:val="Heading3"/>
+      </w:pPr>
+      <w:r>
+        <w:rPr>
+          <w:lang w:val="zh_TW" w:bidi="zh_TW"/>
+        </w:rPr>
+        <w:t>定義：</w:t>
+      </w:r>
+    </w:p>
+    <w:p>
+      <w:pPr/>
+      <w:r>
+        <w:rPr>
+          <w:lang w:val="zh_TW" w:bidi="zh_TW"/>
+        </w:rPr>
+      </w:r>
+      <w:r>
+        <w:rPr>
+          <w:lang w:val="zh_TW" w:bidi="zh_TW"/>
+        </w:rPr>
+        <w:t>「符合資格」一詞是指獲得接受某些益處的權利或被認可擁有某些技能。</w:t>
+      </w:r>
+    </w:p>
+    <w:p>
+      <w:pPr>
+        <w:pStyle w:val="ListBullet"/>
+        <w:spacing w:line="240" w:lineRule="auto"/>
+        <w:ind w:left="720"/>
+      </w:pPr>
+      <w:r>
+        <w:rPr>
+          <w:lang w:val="zh_TW" w:bidi="zh_TW"/>
+        </w:rPr>
+      </w:r>
+      <w:r>
+        <w:rPr>
+          <w:lang w:val="zh_TW" w:bidi="zh_TW"/>
+        </w:rPr>
+        <w:t>一個「合格的」人員具備完成該工作所需的技能和訓練。</w:t>
+      </w:r>
+    </w:p>
+    <w:p>
+      <w:pPr>
+        <w:pStyle w:val="ListBullet"/>
+        <w:spacing w:line="240" w:lineRule="auto"/>
+        <w:ind w:left="720"/>
+      </w:pPr>
+      <w:r>
+        <w:rPr>
+          <w:lang w:val="zh_TW" w:bidi="zh_TW"/>
+        </w:rPr>
+      </w:r>
+      <w:r>
+        <w:rPr>
+          <w:lang w:val="zh_TW" w:bidi="zh_TW"/>
+        </w:rPr>
+        <w:t>在寫給歌羅西教會的信中，使徒保羅寫道，父神已使信徒「有資格」來參與祂光明的國度。這意味著神已賜給他們過敬虔生活所需的一切。</w:t>
+      </w:r>
+    </w:p>
+    <w:p>
+      <w:pPr>
+        <w:pStyle w:val="ListBullet"/>
+        <w:spacing w:line="240" w:lineRule="auto"/>
+        <w:ind w:left="720"/>
+      </w:pPr>
+      <w:r>
+        <w:rPr>
+          <w:lang w:val="zh_TW" w:bidi="zh_TW"/>
+        </w:rPr>
+      </w:r>
+      <w:r>
+        <w:rPr>
+          <w:lang w:val="zh_TW" w:bidi="zh_TW"/>
+        </w:rPr>
+        <w:t>信徒無法賺取參與神國度的權利。他之所以有資格，是因為神用基督的寶血救贖了他。</w:t>
+      </w:r>
+    </w:p>
+    <w:p>
+      <w:pPr>
+        <w:pStyle w:val="Heading3"/>
+      </w:pPr>
+      <w:r>
+        <w:rPr>
+          <w:lang w:val="zh_TW" w:bidi="zh_TW"/>
+        </w:rPr>
+        <w:t xml:space="preserve"> 翻譯相關建議</w:t>
+      </w:r>
+    </w:p>
+    <w:p>
+      <w:pPr>
+        <w:pStyle w:val="ListBullet"/>
+        <w:spacing w:line="240" w:lineRule="auto"/>
+        <w:ind w:left="720"/>
+      </w:pPr>
+      <w:r>
+        <w:rPr>
+          <w:lang w:val="zh_TW" w:bidi="zh_TW"/>
+        </w:rPr>
+      </w:r>
+      <w:r>
+        <w:rPr>
+          <w:lang w:val="zh_TW" w:bidi="zh_TW"/>
+        </w:rPr>
+        <w:t>根據上下文，「有資格」可以翻譯為「受了裝備」或「有技能」或「有能力」。</w:t>
+      </w:r>
+    </w:p>
+    <w:p>
+      <w:pPr>
+        <w:pStyle w:val="ListBullet"/>
+        <w:spacing w:line="240" w:lineRule="auto"/>
+        <w:ind w:left="720"/>
+      </w:pPr>
+      <w:r>
+        <w:rPr>
+          <w:lang w:val="zh_TW" w:bidi="zh_TW"/>
+        </w:rPr>
+      </w:r>
+      <w:r>
+        <w:rPr>
+          <w:lang w:val="zh_TW" w:bidi="zh_TW"/>
+        </w:rPr>
+        <w:t>使某人「符合資格」可以翻譯為「裝備」、「使能夠」或「賦予權力」。</w:t>
+      </w:r>
+    </w:p>
+    <w:p>
+      <w:pPr/>
+      <w:r>
+        <w:rPr>
+          <w:lang w:val="zh_TW" w:bidi="zh_TW"/>
+        </w:rPr>
+      </w:r>
+      <w:r>
+        <w:rPr>
+          <w:lang w:val="zh_TW" w:bidi="zh_TW"/>
+        </w:rPr>
         <w:t>（另見：</w:t>
       </w:r>
       <w:r>
         <w:rPr>
           <w:lang w:val="zh_TW" w:bidi="zh_TW"/>
         </w:rPr>
-        <w:t>事奉</w:t>
-      </w:r>
-      <w:r>
-        <w:rPr>
-          <w:lang w:val="zh_TW" w:bidi="zh_TW"/>
-        </w:rPr>
-        <w:t>，</w:t>
-      </w:r>
-      <w:r>
-        <w:rPr>
-          <w:lang w:val="zh_TW" w:bidi="zh_TW"/>
-        </w:rPr>
-        <w:t>獻祭</w:t>
+        <w:t>歌羅西</w:t>
+      </w:r>
+      <w:r>
+        <w:rPr>
+          <w:lang w:val="zh_TW" w:bidi="zh_TW"/>
+        </w:rPr>
+        <w:t>、</w:t>
+      </w:r>
+      <w:r>
+        <w:rPr>
+          <w:lang w:val="zh_TW" w:bidi="zh_TW"/>
+        </w:rPr>
+        <w:t>敬虔</w:t>
+      </w:r>
+      <w:r>
+        <w:rPr>
+          <w:lang w:val="zh_TW" w:bidi="zh_TW"/>
+        </w:rPr>
+        <w:t>、</w:t>
+      </w:r>
+      <w:r>
+        <w:rPr>
+          <w:lang w:val="zh_TW" w:bidi="zh_TW"/>
+        </w:rPr>
+        <w:t>王國</w:t>
+      </w:r>
+      <w:r>
+        <w:rPr>
+          <w:lang w:val="zh_TW" w:bidi="zh_TW"/>
+        </w:rPr>
+        <w:t>、光、</w:t>
+      </w:r>
+      <w:r>
+        <w:rPr>
+          <w:lang w:val="zh_TW" w:bidi="zh_TW"/>
+        </w:rPr>
+        <w:t>保羅</w:t>
+      </w:r>
+      <w:r>
+        <w:rPr>
+          <w:lang w:val="zh_TW" w:bidi="zh_TW"/>
+        </w:rPr>
+        <w:t>、</w:t>
+      </w:r>
+      <w:r>
+        <w:rPr>
+          <w:lang w:val="zh_TW" w:bidi="zh_TW"/>
+        </w:rPr>
+        <w:t>救贖</w:t>
       </w:r>
       <w:r>
         <w:rPr>
@@ -635,6 +951,213 @@
         <w:rPr>
           <w:lang w:val="zh_TW" w:bidi="zh_TW"/>
         </w:rPr>
+        <w:t>參考經文</w:t>
+      </w:r>
+      <w:r>
+        <w:rPr>
+          <w:lang w:val="zh_TW" w:bidi="zh_TW"/>
+        </w:rPr>
+        <w:t>：</w:t>
+      </w:r>
+    </w:p>
+    <w:p>
+      <w:pPr>
+        <w:pStyle w:val="ListBullet"/>
+        <w:spacing w:line="240" w:lineRule="auto"/>
+        <w:ind w:left="720"/>
+      </w:pPr>
+      <w:r>
+        <w:rPr>
+          <w:lang w:val="zh_TW" w:bidi="zh_TW"/>
+        </w:rPr>
+      </w:r>
+      <w:r>
+        <w:rPr>
+          <w:lang w:val="zh_TW" w:bidi="zh_TW"/>
+        </w:rPr>
+        <w:t>但以理書1:3–5</w:t>
+      </w:r>
+    </w:p>
+    <w:p>
+      <w:pPr>
+        <w:pStyle w:val="Heading3"/>
+      </w:pPr>
+      <w:r>
+        <w:rPr>
+          <w:lang w:val="zh_TW" w:bidi="zh_TW"/>
+        </w:rPr>
+        <w:t>原文參照</w:t>
+      </w:r>
+      <w:r>
+        <w:rPr>
+          <w:lang w:val="zh_TW" w:bidi="zh_TW"/>
+        </w:rPr>
+        <w:t>：</w:t>
+      </w:r>
+    </w:p>
+    <w:p>
+      <w:pPr>
+        <w:pStyle w:val="ListBullet"/>
+        <w:spacing w:line="240" w:lineRule="auto"/>
+        <w:ind w:left="720"/>
+      </w:pPr>
+      <w:r>
+        <w:rPr>
+          <w:lang w:val="zh_TW" w:bidi="zh_TW"/>
+        </w:rPr>
+      </w:r>
+      <w:r>
+        <w:rPr>
+          <w:lang w:val="zh_TW" w:bidi="zh_TW"/>
+        </w:rPr>
+        <w:t>史特朗號：</w:t>
+      </w:r>
+      <w:r>
+        <w:rPr>
+          <w:lang w:val="zh_TW" w:bidi="zh_TW"/>
+        </w:rPr>
+        <w:t>H3581</w:t>
+      </w:r>
+      <w:r>
+        <w:rPr>
+          <w:lang w:val="zh_TW" w:bidi="zh_TW"/>
+        </w:rPr>
+      </w:r>
+      <w:r>
+        <w:rPr>
+          <w:lang w:val="zh_TW" w:bidi="zh_TW"/>
+        </w:rPr>
+      </w:r>
+    </w:p>
+    <w:p>
+      <w:pPr/>
+      <w:r>
+        <w:rPr>
+          <w:lang w:val="zh_TW" w:bidi="zh_TW"/>
+        </w:rPr>
+      </w:r>
+    </w:p>
+    <w:p>
+      <w:pPr>
+        <w:pStyle w:val="Heading2"/>
+      </w:pPr>
+      <w:r>
+        <w:rPr>
+          <w:lang w:val="zh_TW" w:bidi="zh_TW"/>
+        </w:rPr>
+        <w:t>斧子</w:t>
+      </w:r>
+      <w:r>
+        <w:rPr>
+          <w:lang w:val="zh_TW" w:bidi="zh_TW"/>
+        </w:rPr>
+      </w:r>
+    </w:p>
+    <w:p>
+      <w:pPr>
+        <w:pStyle w:val="Heading3"/>
+      </w:pPr>
+      <w:r>
+        <w:rPr>
+          <w:lang w:val="zh_TW" w:bidi="zh_TW"/>
+        </w:rPr>
+        <w:t>定義：</w:t>
+      </w:r>
+    </w:p>
+    <w:p>
+      <w:pPr/>
+      <w:r>
+        <w:rPr>
+          <w:lang w:val="zh_TW" w:bidi="zh_TW"/>
+        </w:rPr>
+      </w:r>
+      <w:r>
+        <w:rPr>
+          <w:lang w:val="zh_TW" w:bidi="zh_TW"/>
+        </w:rPr>
+        <w:t>斧子是一種用來砍伐或劈砍樹木或木材的工具。</w:t>
+      </w:r>
+    </w:p>
+    <w:p>
+      <w:pPr>
+        <w:pStyle w:val="ListBullet"/>
+        <w:spacing w:line="240" w:lineRule="auto"/>
+        <w:ind w:left="720"/>
+      </w:pPr>
+      <w:r>
+        <w:rPr>
+          <w:lang w:val="zh_TW" w:bidi="zh_TW"/>
+        </w:rPr>
+      </w:r>
+      <w:r>
+        <w:rPr>
+          <w:lang w:val="zh_TW" w:bidi="zh_TW"/>
+        </w:rPr>
+        <w:t>斧子通常有一個長的木柄，末端附有一個大型金屬刀片。</w:t>
+      </w:r>
+    </w:p>
+    <w:p>
+      <w:pPr>
+        <w:pStyle w:val="ListBullet"/>
+        <w:spacing w:line="240" w:lineRule="auto"/>
+        <w:ind w:left="720"/>
+      </w:pPr>
+      <w:r>
+        <w:rPr>
+          <w:lang w:val="zh_TW" w:bidi="zh_TW"/>
+        </w:rPr>
+      </w:r>
+      <w:r>
+        <w:rPr>
+          <w:lang w:val="zh_TW" w:bidi="zh_TW"/>
+        </w:rPr>
+        <w:t>如果你的文化中有類似斧子的工具，那麼就可用該工具的名稱來翻譯「斧子」。</w:t>
+      </w:r>
+    </w:p>
+    <w:p>
+      <w:pPr>
+        <w:pStyle w:val="ListBullet"/>
+        <w:spacing w:line="240" w:lineRule="auto"/>
+        <w:ind w:left="720"/>
+      </w:pPr>
+      <w:r>
+        <w:rPr>
+          <w:lang w:val="zh_TW" w:bidi="zh_TW"/>
+        </w:rPr>
+      </w:r>
+      <w:r>
+        <w:rPr>
+          <w:lang w:val="zh_TW" w:bidi="zh_TW"/>
+        </w:rPr>
+        <w:t>翻譯這個詞的其它方式可以包括「伐木工具」或「帶刀片的木製工具」或「長柄劈木工具」。</w:t>
+      </w:r>
+    </w:p>
+    <w:p>
+      <w:pPr>
+        <w:pStyle w:val="ListBullet"/>
+        <w:spacing w:line="240" w:lineRule="auto"/>
+        <w:ind w:left="720"/>
+      </w:pPr>
+      <w:r>
+        <w:rPr>
+          <w:lang w:val="zh_TW" w:bidi="zh_TW"/>
+        </w:rPr>
+      </w:r>
+      <w:r>
+        <w:rPr>
+          <w:lang w:val="zh_TW" w:bidi="zh_TW"/>
+        </w:rPr>
+        <w:t>在舊約的一個事件中，斧子的刀片掉進了河裡，因此最好是所描述的工具有一個可以從木柄脫落的刀片。</w:t>
+      </w:r>
+    </w:p>
+    <w:p>
+      <w:pPr>
+        <w:pStyle w:val="Heading3"/>
+      </w:pPr>
+      <w:r>
+        <w:rPr>
+          <w:lang w:val="zh_TW" w:bidi="zh_TW"/>
+        </w:rPr>
         <w:t>參考經文：</w:t>
       </w:r>
     </w:p>
@@ -653,43 +1176,97 @@
         <w:rPr>
           <w:lang w:val="zh_TW" w:bidi="zh_TW"/>
         </w:rPr>
-        <w:t>撒母耳記下20:23–26</w:t>
-      </w:r>
-    </w:p>
-    <w:p>
-      <w:pPr>
-        <w:pStyle w:val="ListBullet"/>
-        <w:spacing w:line="240" w:lineRule="auto"/>
-        <w:ind w:left="720"/>
-      </w:pPr>
-      <w:r>
-        <w:rPr>
-          <w:lang w:val="zh_TW" w:bidi="zh_TW"/>
-        </w:rPr>
-      </w:r>
-      <w:r>
-        <w:rPr>
-          <w:lang w:val="zh_TW" w:bidi="zh_TW"/>
-        </w:rPr>
-        <w:t>使徒行傳6:4</w:t>
-      </w:r>
-    </w:p>
-    <w:p>
-      <w:pPr>
-        <w:pStyle w:val="ListBullet"/>
-        <w:spacing w:line="240" w:lineRule="auto"/>
-        <w:ind w:left="720"/>
-      </w:pPr>
-      <w:r>
-        <w:rPr>
-          <w:lang w:val="zh_TW" w:bidi="zh_TW"/>
-        </w:rPr>
-      </w:r>
-      <w:r>
-        <w:rPr>
-          <w:lang w:val="zh_TW" w:bidi="zh_TW"/>
-        </w:rPr>
-        <w:t>使徒行傳21:17–19</w:t>
+        <w:t>列王紀上6:7–8</w:t>
+      </w:r>
+    </w:p>
+    <w:p>
+      <w:pPr>
+        <w:pStyle w:val="ListBullet"/>
+        <w:spacing w:line="240" w:lineRule="auto"/>
+        <w:ind w:left="720"/>
+      </w:pPr>
+      <w:r>
+        <w:rPr>
+          <w:lang w:val="zh_TW" w:bidi="zh_TW"/>
+        </w:rPr>
+      </w:r>
+      <w:r>
+        <w:rPr>
+          <w:lang w:val="zh_TW" w:bidi="zh_TW"/>
+        </w:rPr>
+        <w:t>列王記下6:5</w:t>
+      </w:r>
+    </w:p>
+    <w:p>
+      <w:pPr>
+        <w:pStyle w:val="ListBullet"/>
+        <w:spacing w:line="240" w:lineRule="auto"/>
+        <w:ind w:left="720"/>
+      </w:pPr>
+      <w:r>
+        <w:rPr>
+          <w:lang w:val="zh_TW" w:bidi="zh_TW"/>
+        </w:rPr>
+      </w:r>
+      <w:r>
+        <w:rPr>
+          <w:lang w:val="zh_TW" w:bidi="zh_TW"/>
+        </w:rPr>
+        <w:t>士師記9:48–49</w:t>
+      </w:r>
+    </w:p>
+    <w:p>
+      <w:pPr>
+        <w:pStyle w:val="ListBullet"/>
+        <w:spacing w:line="240" w:lineRule="auto"/>
+        <w:ind w:left="720"/>
+      </w:pPr>
+      <w:r>
+        <w:rPr>
+          <w:lang w:val="zh_TW" w:bidi="zh_TW"/>
+        </w:rPr>
+      </w:r>
+      <w:r>
+        <w:rPr>
+          <w:lang w:val="zh_TW" w:bidi="zh_TW"/>
+        </w:rPr>
+        <w:t>路加福音3:9</w:t>
+      </w:r>
+    </w:p>
+    <w:p>
+      <w:pPr>
+        <w:pStyle w:val="ListBullet"/>
+        <w:spacing w:line="240" w:lineRule="auto"/>
+        <w:ind w:left="720"/>
+      </w:pPr>
+      <w:r>
+        <w:rPr>
+          <w:lang w:val="zh_TW" w:bidi="zh_TW"/>
+        </w:rPr>
+      </w:r>
+      <w:r>
+        <w:rPr>
+          <w:lang w:val="zh_TW" w:bidi="zh_TW"/>
+        </w:rPr>
+        <w:t>馬太福音3:10</w:t>
+      </w:r>
+    </w:p>
+    <w:p>
+      <w:pPr>
+        <w:pStyle w:val="ListBullet"/>
+        <w:spacing w:line="240" w:lineRule="auto"/>
+        <w:ind w:left="720"/>
+      </w:pPr>
+      <w:r>
+        <w:rPr>
+          <w:lang w:val="zh_TW" w:bidi="zh_TW"/>
+        </w:rPr>
+      </w:r>
+      <w:r>
+        <w:rPr>
+          <w:lang w:val="zh_TW" w:bidi="zh_TW"/>
+        </w:rPr>
+        <w:t>詩篇35:3</w:t>
       </w:r>
     </w:p>
     <w:p>
@@ -718,7 +1295,7 @@
         <w:rPr>
           <w:lang w:val="zh_TW" w:bidi="zh_TW"/>
         </w:rPr>
-        <w:t>史特朗號：H6399，H8120，H8334，H8335，G12470，G12480，G12490，G20230，G20380，G24180，G30080，G30090，G30100，G30110，G39300，G52560，G52570，G55240</w:t>
+        <w:t>史特朗號：H1631，H4621，H7134，G05130</w:t>
       </w:r>
       <w:r>
         <w:rPr>
@@ -747,7 +1324,7 @@
         <w:rPr>
           <w:lang w:val="zh_TW" w:bidi="zh_TW"/>
         </w:rPr>
-        <w:t>符合資格</w:t>
+        <w:t>俯伏</w:t>
       </w:r>
       <w:r>
         <w:rPr>
@@ -777,61 +1354,153 @@
         <w:rPr>
           <w:lang w:val="zh_TW" w:bidi="zh_TW"/>
         </w:rPr>
-        <w:t>「符合資格」一詞是指獲得接受某些益處的權利或被認可擁有某些技能。</w:t>
-      </w:r>
-    </w:p>
-    <w:p>
-      <w:pPr>
-        <w:pStyle w:val="ListBullet"/>
-        <w:spacing w:line="240" w:lineRule="auto"/>
-        <w:ind w:left="720"/>
-      </w:pPr>
-      <w:r>
-        <w:rPr>
-          <w:lang w:val="zh_TW" w:bidi="zh_TW"/>
-        </w:rPr>
-      </w:r>
-      <w:r>
-        <w:rPr>
-          <w:lang w:val="zh_TW" w:bidi="zh_TW"/>
-        </w:rPr>
-        <w:t>一個「合格的」人員具備完成該工作所需的技能和訓練。</w:t>
-      </w:r>
-    </w:p>
-    <w:p>
-      <w:pPr>
-        <w:pStyle w:val="ListBullet"/>
-        <w:spacing w:line="240" w:lineRule="auto"/>
-        <w:ind w:left="720"/>
-      </w:pPr>
-      <w:r>
-        <w:rPr>
-          <w:lang w:val="zh_TW" w:bidi="zh_TW"/>
-        </w:rPr>
-      </w:r>
-      <w:r>
-        <w:rPr>
-          <w:lang w:val="zh_TW" w:bidi="zh_TW"/>
-        </w:rPr>
-        <w:t>在寫給歌羅西教會的信中，使徒保羅寫道，父神已使信徒「有資格」來參與祂光明的國度。這意味著神已賜給他們過敬虔生活所需的一切。</w:t>
-      </w:r>
-    </w:p>
-    <w:p>
-      <w:pPr>
-        <w:pStyle w:val="ListBullet"/>
-        <w:spacing w:line="240" w:lineRule="auto"/>
-        <w:ind w:left="720"/>
-      </w:pPr>
-      <w:r>
-        <w:rPr>
-          <w:lang w:val="zh_TW" w:bidi="zh_TW"/>
-        </w:rPr>
-      </w:r>
-      <w:r>
-        <w:rPr>
-          <w:lang w:val="zh_TW" w:bidi="zh_TW"/>
-        </w:rPr>
-        <w:t>信徒無法賺取參與神國度的權利。他之所以有資格，是因為神用基督的寶血救贖了他。</w:t>
+        <w:t>「俯伏」一詞意指臉朝下，身體伸展在地上的姿勢。</w:t>
+      </w:r>
+    </w:p>
+    <w:p>
+      <w:pPr>
+        <w:pStyle w:val="ListBullet"/>
+        <w:spacing w:line="240" w:lineRule="auto"/>
+        <w:ind w:left="720"/>
+      </w:pPr>
+      <w:r>
+        <w:rPr>
+          <w:lang w:val="zh_TW" w:bidi="zh_TW"/>
+        </w:rPr>
+      </w:r>
+      <w:r>
+        <w:rPr>
+          <w:lang w:val="zh_TW" w:bidi="zh_TW"/>
+        </w:rPr>
+        <w:t>「俯伏」或「俯伏在某人面前」的意思是，非常低微地在人面前卑躬屈膝。</w:t>
+      </w:r>
+    </w:p>
+    <w:p>
+      <w:pPr>
+        <w:pStyle w:val="ListBullet"/>
+        <w:spacing w:line="240" w:lineRule="auto"/>
+        <w:ind w:left="720"/>
+      </w:pPr>
+      <w:r>
+        <w:rPr>
+          <w:lang w:val="zh_TW" w:bidi="zh_TW"/>
+        </w:rPr>
+      </w:r>
+      <w:r>
+        <w:rPr>
+          <w:lang w:val="zh_TW" w:bidi="zh_TW"/>
+        </w:rPr>
+        <w:t>這種俯伏的姿勢通常是一種回應，表現出因奇蹟發生而感到震驚、驚訝和敬畏。這也顯示出對被敬拜之人的尊崇和敬意。</w:t>
+      </w:r>
+    </w:p>
+    <w:p>
+      <w:pPr>
+        <w:pStyle w:val="ListBullet"/>
+        <w:spacing w:line="240" w:lineRule="auto"/>
+        <w:ind w:left="720"/>
+      </w:pPr>
+      <w:r>
+        <w:rPr>
+          <w:lang w:val="zh_TW" w:bidi="zh_TW"/>
+        </w:rPr>
+      </w:r>
+      <w:r>
+        <w:rPr>
+          <w:lang w:val="zh_TW" w:bidi="zh_TW"/>
+        </w:rPr>
+        <w:t>俯伏也是一種敬拜神的方式。當耶穌行神蹟，或為了尊敬祂作為一位偉大的老師時，人常常以這種方式來回應，表達感謝和敬拜。</w:t>
+      </w:r>
+    </w:p>
+    <w:p>
+      <w:pPr>
+        <w:pStyle w:val="ListBullet"/>
+        <w:spacing w:line="240" w:lineRule="auto"/>
+        <w:ind w:left="720"/>
+      </w:pPr>
+      <w:r>
+        <w:rPr>
+          <w:lang w:val="zh_TW" w:bidi="zh_TW"/>
+        </w:rPr>
+      </w:r>
+      <w:r>
+        <w:rPr>
+          <w:lang w:val="zh_TW" w:bidi="zh_TW"/>
+        </w:rPr>
+        <w:t>根據上下文，「俯伏」的翻譯可以是「俯伏在地」或「面伏於地敬拜祂」或「驚訝地俯伏於地」或「敬拜」。</w:t>
+      </w:r>
+    </w:p>
+    <w:p>
+      <w:pPr>
+        <w:pStyle w:val="ListBullet"/>
+        <w:spacing w:line="240" w:lineRule="auto"/>
+        <w:ind w:left="720"/>
+      </w:pPr>
+      <w:r>
+        <w:rPr>
+          <w:lang w:val="zh_TW" w:bidi="zh_TW"/>
+        </w:rPr>
+      </w:r>
+      <w:r>
+        <w:rPr>
+          <w:lang w:val="zh_TW" w:bidi="zh_TW"/>
+        </w:rPr>
+        <w:t>「我們不會俯伏」這個短語可以翻譯為「不會敬拜」或「不會面朝向下地崇拜」或「不會跪著崇拜」。</w:t>
+      </w:r>
+    </w:p>
+    <w:p>
+      <w:pPr>
+        <w:pStyle w:val="ListBullet"/>
+        <w:spacing w:line="240" w:lineRule="auto"/>
+        <w:ind w:left="720"/>
+      </w:pPr>
+      <w:r>
+        <w:rPr>
+          <w:lang w:val="zh_TW" w:bidi="zh_TW"/>
+        </w:rPr>
+      </w:r>
+      <w:r>
+        <w:rPr>
+          <w:lang w:val="zh_TW" w:bidi="zh_TW"/>
+        </w:rPr>
+        <w:t>「俯伏於」也可以翻譯為「敬拜」或「在面前下拜」。</w:t>
+      </w:r>
+    </w:p>
+    <w:p>
+      <w:pPr/>
+      <w:r>
+        <w:rPr>
+          <w:lang w:val="zh_TW" w:bidi="zh_TW"/>
+        </w:rPr>
+      </w:r>
+      <w:r>
+        <w:rPr>
+          <w:lang w:val="zh_TW" w:bidi="zh_TW"/>
+        </w:rPr>
+        <w:t>（另見：</w:t>
+      </w:r>
+      <w:r>
+        <w:rPr>
+          <w:lang w:val="zh_TW" w:bidi="zh_TW"/>
+        </w:rPr>
+        <w:t>敬畏</w:t>
+      </w:r>
+      <w:r>
+        <w:rPr>
+          <w:lang w:val="zh_TW" w:bidi="zh_TW"/>
+        </w:rPr>
+        <w:t>、</w:t>
+      </w:r>
+      <w:r>
+        <w:rPr>
+          <w:lang w:val="zh_TW" w:bidi="zh_TW"/>
+        </w:rPr>
+        <w:t>鞠躬</w:t>
+      </w:r>
+      <w:r>
+        <w:rPr>
+          <w:lang w:val="zh_TW" w:bidi="zh_TW"/>
+        </w:rPr>
+        <w:t>）</w:t>
       </w:r>
     </w:p>
     <w:p>
@@ -842,43 +1511,100 @@
         <w:rPr>
           <w:lang w:val="zh_TW" w:bidi="zh_TW"/>
         </w:rPr>
-        <w:t xml:space="preserve"> 翻譯相關建議</w:t>
-      </w:r>
-    </w:p>
-    <w:p>
-      <w:pPr>
-        <w:pStyle w:val="ListBullet"/>
-        <w:spacing w:line="240" w:lineRule="auto"/>
-        <w:ind w:left="720"/>
-      </w:pPr>
-      <w:r>
-        <w:rPr>
-          <w:lang w:val="zh_TW" w:bidi="zh_TW"/>
-        </w:rPr>
-      </w:r>
-      <w:r>
-        <w:rPr>
-          <w:lang w:val="zh_TW" w:bidi="zh_TW"/>
-        </w:rPr>
-        <w:t>根據上下文，「有資格」可以翻譯為「受了裝備」或「有技能」或「有能力」。</w:t>
-      </w:r>
-    </w:p>
-    <w:p>
-      <w:pPr>
-        <w:pStyle w:val="ListBullet"/>
-        <w:spacing w:line="240" w:lineRule="auto"/>
-        <w:ind w:left="720"/>
-      </w:pPr>
-      <w:r>
-        <w:rPr>
-          <w:lang w:val="zh_TW" w:bidi="zh_TW"/>
-        </w:rPr>
-      </w:r>
-      <w:r>
-        <w:rPr>
-          <w:lang w:val="zh_TW" w:bidi="zh_TW"/>
-        </w:rPr>
-        <w:t>使某人「符合資格」可以翻譯為「裝備」、「使能夠」或「賦予權力」。</w:t>
+        <w:t>參考經文：</w:t>
+      </w:r>
+    </w:p>
+    <w:p>
+      <w:pPr>
+        <w:pStyle w:val="ListBullet"/>
+        <w:spacing w:line="240" w:lineRule="auto"/>
+        <w:ind w:left="720"/>
+      </w:pPr>
+      <w:r>
+        <w:rPr>
+          <w:lang w:val="zh_TW" w:bidi="zh_TW"/>
+        </w:rPr>
+      </w:r>
+      <w:r>
+        <w:rPr>
+          <w:lang w:val="zh_TW" w:bidi="zh_TW"/>
+        </w:rPr>
+        <w:t>列王紀下17:36–38</w:t>
+      </w:r>
+    </w:p>
+    <w:p>
+      <w:pPr>
+        <w:pStyle w:val="ListBullet"/>
+        <w:spacing w:line="240" w:lineRule="auto"/>
+        <w:ind w:left="720"/>
+      </w:pPr>
+      <w:r>
+        <w:rPr>
+          <w:lang w:val="zh_TW" w:bidi="zh_TW"/>
+        </w:rPr>
+      </w:r>
+      <w:r>
+        <w:rPr>
+          <w:lang w:val="zh_TW" w:bidi="zh_TW"/>
+        </w:rPr>
+        <w:t>創世記43:28</w:t>
+      </w:r>
+    </w:p>
+    <w:p>
+      <w:pPr>
+        <w:pStyle w:val="ListBullet"/>
+        <w:spacing w:line="240" w:lineRule="auto"/>
+        <w:ind w:left="720"/>
+      </w:pPr>
+      <w:r>
+        <w:rPr>
+          <w:lang w:val="zh_TW" w:bidi="zh_TW"/>
+        </w:rPr>
+      </w:r>
+      <w:r>
+        <w:rPr>
+          <w:lang w:val="zh_TW" w:bidi="zh_TW"/>
+        </w:rPr>
+        <w:t>啟示錄19:3–4</w:t>
+      </w:r>
+    </w:p>
+    <w:p>
+      <w:pPr>
+        <w:pStyle w:val="Heading3"/>
+      </w:pPr>
+      <w:r>
+        <w:rPr>
+          <w:lang w:val="zh_TW" w:bidi="zh_TW"/>
+        </w:rPr>
+        <w:t>原文參照：</w:t>
+      </w:r>
+    </w:p>
+    <w:p>
+      <w:pPr>
+        <w:pStyle w:val="ListBullet"/>
+        <w:spacing w:line="240" w:lineRule="auto"/>
+        <w:ind w:left="720"/>
+      </w:pPr>
+      <w:r>
+        <w:rPr>
+          <w:lang w:val="zh_TW" w:bidi="zh_TW"/>
+        </w:rPr>
+      </w:r>
+      <w:r>
+        <w:rPr>
+          <w:lang w:val="zh_TW" w:bidi="zh_TW"/>
+        </w:rPr>
+        <w:t>史特朗號：H5307，H5457，H6440，H6915，H7812</w:t>
+      </w:r>
+      <w:r>
+        <w:rPr>
+          <w:lang w:val="zh_TW" w:bidi="zh_TW"/>
+        </w:rPr>
+      </w:r>
+      <w:r>
+        <w:rPr>
+          <w:lang w:val="zh_TW" w:bidi="zh_TW"/>
+        </w:rPr>
       </w:r>
     </w:p>
     <w:p>
@@ -888,6 +1614,192 @@
           <w:lang w:val="zh_TW" w:bidi="zh_TW"/>
         </w:rPr>
       </w:r>
+    </w:p>
+    <w:p>
+      <w:pPr>
+        <w:pStyle w:val="Heading2"/>
+      </w:pPr>
+      <w:r>
+        <w:rPr>
+          <w:lang w:val="zh_TW" w:bidi="zh_TW"/>
+        </w:rPr>
+        <w:t>腐敗</w:t>
+      </w:r>
+      <w:r>
+        <w:rPr>
+          <w:lang w:val="zh_TW" w:bidi="zh_TW"/>
+        </w:rPr>
+      </w:r>
+    </w:p>
+    <w:p>
+      <w:pPr>
+        <w:pStyle w:val="Heading3"/>
+      </w:pPr>
+      <w:r>
+        <w:rPr>
+          <w:lang w:val="zh_TW" w:bidi="zh_TW"/>
+        </w:rPr>
+        <w:t>定義：</w:t>
+      </w:r>
+    </w:p>
+    <w:p>
+      <w:pPr/>
+      <w:r>
+        <w:rPr>
+          <w:lang w:val="zh_TW" w:bidi="zh_TW"/>
+        </w:rPr>
+      </w:r>
+      <w:r>
+        <w:rPr>
+          <w:lang w:val="zh_TW" w:bidi="zh_TW"/>
+        </w:rPr>
+        <w:t>「敗壞（corrupt）」和「朽壞（corruption）」指的是一種人們變得敗壞、不道德或不誠實的狀況。</w:t>
+      </w:r>
+    </w:p>
+    <w:p>
+      <w:pPr>
+        <w:pStyle w:val="ListBullet"/>
+        <w:spacing w:line="240" w:lineRule="auto"/>
+        <w:ind w:left="720"/>
+      </w:pPr>
+      <w:r>
+        <w:rPr>
+          <w:lang w:val="zh_TW" w:bidi="zh_TW"/>
+        </w:rPr>
+      </w:r>
+      <w:r>
+        <w:rPr>
+          <w:lang w:val="zh_TW" w:bidi="zh_TW"/>
+        </w:rPr>
+        <w:t>「敗壞」一詞字面意思是道德上「扭曲」或「崩壞」。</w:t>
+      </w:r>
+    </w:p>
+    <w:p>
+      <w:pPr>
+        <w:pStyle w:val="ListBullet"/>
+        <w:spacing w:line="240" w:lineRule="auto"/>
+        <w:ind w:left="720"/>
+      </w:pPr>
+      <w:r>
+        <w:rPr>
+          <w:lang w:val="zh_TW" w:bidi="zh_TW"/>
+        </w:rPr>
+      </w:r>
+      <w:r>
+        <w:rPr>
+          <w:lang w:val="zh_TW" w:bidi="zh_TW"/>
+        </w:rPr>
+        <w:t>一個敗壞的人已經偏離了真理，正在做不誠實或不道德的事情。</w:t>
+      </w:r>
+    </w:p>
+    <w:p>
+      <w:pPr>
+        <w:pStyle w:val="ListBullet"/>
+        <w:spacing w:line="240" w:lineRule="auto"/>
+        <w:ind w:left="720"/>
+      </w:pPr>
+      <w:r>
+        <w:rPr>
+          <w:lang w:val="zh_TW" w:bidi="zh_TW"/>
+        </w:rPr>
+      </w:r>
+      <w:r>
+        <w:rPr>
+          <w:lang w:val="zh_TW" w:bidi="zh_TW"/>
+        </w:rPr>
+        <w:t>敗壞某人意味著影響那個人去做不誠實和不道德的事情。</w:t>
+      </w:r>
+    </w:p>
+    <w:p>
+      <w:pPr>
+        <w:pStyle w:val="Heading3"/>
+      </w:pPr>
+      <w:r>
+        <w:rPr>
+          <w:lang w:val="zh_TW" w:bidi="zh_TW"/>
+        </w:rPr>
+        <w:t>翻譯相關建議：</w:t>
+      </w:r>
+    </w:p>
+    <w:p>
+      <w:pPr>
+        <w:pStyle w:val="ListBullet"/>
+        <w:spacing w:line="240" w:lineRule="auto"/>
+        <w:ind w:left="720"/>
+      </w:pPr>
+      <w:r>
+        <w:rPr>
+          <w:lang w:val="zh_TW" w:bidi="zh_TW"/>
+        </w:rPr>
+      </w:r>
+      <w:r>
+        <w:rPr>
+          <w:lang w:val="zh_TW" w:bidi="zh_TW"/>
+        </w:rPr>
+        <w:t>「敗壞」這個詞可以翻譯為「影響人去作惡」或「使人變得不道德」。</w:t>
+      </w:r>
+    </w:p>
+    <w:p>
+      <w:pPr>
+        <w:pStyle w:val="ListBullet"/>
+        <w:spacing w:line="240" w:lineRule="auto"/>
+        <w:ind w:left="720"/>
+      </w:pPr>
+      <w:r>
+        <w:rPr>
+          <w:lang w:val="zh_TW" w:bidi="zh_TW"/>
+        </w:rPr>
+      </w:r>
+      <w:r>
+        <w:rPr>
+          <w:lang w:val="zh_TW" w:bidi="zh_TW"/>
+        </w:rPr>
+        <w:t>一個敗壞的人可以被描述為「已經變得不道德的人」或「行惡的人」。</w:t>
+      </w:r>
+    </w:p>
+    <w:p>
+      <w:pPr>
+        <w:pStyle w:val="ListBullet"/>
+        <w:spacing w:line="240" w:lineRule="auto"/>
+        <w:ind w:left="720"/>
+      </w:pPr>
+      <w:r>
+        <w:rPr>
+          <w:lang w:val="zh_TW" w:bidi="zh_TW"/>
+        </w:rPr>
+      </w:r>
+      <w:r>
+        <w:rPr>
+          <w:lang w:val="zh_TW" w:bidi="zh_TW"/>
+        </w:rPr>
+        <w:t>這個詞也可以翻譯為「壞的」或「不道德的」或「邪惡的」。</w:t>
+      </w:r>
+    </w:p>
+    <w:p>
+      <w:pPr>
+        <w:pStyle w:val="ListBullet"/>
+        <w:spacing w:line="240" w:lineRule="auto"/>
+        <w:ind w:left="720"/>
+      </w:pPr>
+      <w:r>
+        <w:rPr>
+          <w:lang w:val="zh_TW" w:bidi="zh_TW"/>
+        </w:rPr>
+      </w:r>
+      <w:r>
+        <w:rPr>
+          <w:lang w:val="zh_TW" w:bidi="zh_TW"/>
+        </w:rPr>
+        <w:t>「敗壞」這個詞可以翻譯為「作惡的行為」或「邪惡」或「不道德」。</w:t>
+      </w:r>
+    </w:p>
+    <w:p>
+      <w:pPr/>
+      <w:r>
+        <w:rPr>
+          <w:lang w:val="zh_TW" w:bidi="zh_TW"/>
+        </w:rPr>
+      </w:r>
       <w:r>
         <w:rPr>
           <w:lang w:val="zh_TW" w:bidi="zh_TW"/>
@@ -898,67 +1810,7 @@
         <w:rPr>
           <w:lang w:val="zh_TW" w:bidi="zh_TW"/>
         </w:rPr>
-        <w:t>歌羅西</w:t>
-      </w:r>
-      <w:r>
-        <w:rPr>
-          <w:lang w:val="zh_TW" w:bidi="zh_TW"/>
-        </w:rPr>
-        <w:t>、</w:t>
-      </w:r>
-      <w:r>
-        <w:rPr>
-          <w:lang w:val="zh_TW" w:bidi="zh_TW"/>
-        </w:rPr>
-        <w:t>敬虔</w:t>
-      </w:r>
-      <w:r>
-        <w:rPr>
-          <w:lang w:val="zh_TW" w:bidi="zh_TW"/>
-        </w:rPr>
-        <w:t>、</w:t>
-      </w:r>
-      <w:r>
-        <w:rPr>
-          <w:lang w:val="zh_TW" w:bidi="zh_TW"/>
-        </w:rPr>
-        <w:t>王國</w:t>
-      </w:r>
-      <w:r>
-        <w:rPr>
-          <w:lang w:val="zh_TW" w:bidi="zh_TW"/>
-        </w:rPr>
-        <w:t>、</w:t>
-      </w:r>
-      <w:r>
-        <w:rPr>
-          <w:lang w:val="zh_TW" w:bidi="zh_TW"/>
-        </w:rPr>
-        <w:t>光</w:t>
-      </w:r>
-      <w:r>
-        <w:rPr>
-          <w:lang w:val="zh_TW" w:bidi="zh_TW"/>
-        </w:rPr>
-        <w:t>、</w:t>
-      </w:r>
-      <w:r>
-        <w:rPr>
-          <w:lang w:val="zh_TW" w:bidi="zh_TW"/>
-        </w:rPr>
-        <w:t>保羅</w:t>
-      </w:r>
-      <w:r>
-        <w:rPr>
-          <w:lang w:val="zh_TW" w:bidi="zh_TW"/>
-        </w:rPr>
-        <w:t>、</w:t>
-      </w:r>
-      <w:r>
-        <w:rPr>
-          <w:lang w:val="zh_TW" w:bidi="zh_TW"/>
-        </w:rPr>
-        <w:t>救贖</w:t>
+        <w:t>邪惡</w:t>
       </w:r>
       <w:r>
         <w:rPr>
@@ -975,31 +1827,97 @@
         <w:rPr>
           <w:lang w:val="zh_TW" w:bidi="zh_TW"/>
         </w:rPr>
-        <w:t>參考經文</w:t>
-      </w:r>
-      <w:r>
-        <w:rPr>
-          <w:lang w:val="zh_TW" w:bidi="zh_TW"/>
-        </w:rPr>
-        <w:t>：</w:t>
-      </w:r>
-    </w:p>
-    <w:p>
-      <w:pPr>
-        <w:pStyle w:val="ListBullet"/>
-        <w:spacing w:line="240" w:lineRule="auto"/>
-        <w:ind w:left="720"/>
-      </w:pPr>
-      <w:r>
-        <w:rPr>
-          <w:lang w:val="zh_TW" w:bidi="zh_TW"/>
-        </w:rPr>
-      </w:r>
-      <w:r>
-        <w:rPr>
-          <w:lang w:val="zh_TW" w:bidi="zh_TW"/>
-        </w:rPr>
-        <w:t>但以理書1:3–5</w:t>
+        <w:t>參考經文：</w:t>
+      </w:r>
+    </w:p>
+    <w:p>
+      <w:pPr>
+        <w:pStyle w:val="ListBullet"/>
+        <w:spacing w:line="240" w:lineRule="auto"/>
+        <w:ind w:left="720"/>
+      </w:pPr>
+      <w:r>
+        <w:rPr>
+          <w:lang w:val="zh_TW" w:bidi="zh_TW"/>
+        </w:rPr>
+      </w:r>
+      <w:r>
+        <w:rPr>
+          <w:lang w:val="zh_TW" w:bidi="zh_TW"/>
+        </w:rPr>
+        <w:t>以西結書20:42–44</w:t>
+      </w:r>
+    </w:p>
+    <w:p>
+      <w:pPr>
+        <w:pStyle w:val="ListBullet"/>
+        <w:spacing w:line="240" w:lineRule="auto"/>
+        <w:ind w:left="720"/>
+      </w:pPr>
+      <w:r>
+        <w:rPr>
+          <w:lang w:val="zh_TW" w:bidi="zh_TW"/>
+        </w:rPr>
+      </w:r>
+      <w:r>
+        <w:rPr>
+          <w:lang w:val="zh_TW" w:bidi="zh_TW"/>
+        </w:rPr>
+        <w:t>加拉太書6:6–8</w:t>
+      </w:r>
+    </w:p>
+    <w:p>
+      <w:pPr>
+        <w:pStyle w:val="ListBullet"/>
+        <w:spacing w:line="240" w:lineRule="auto"/>
+        <w:ind w:left="720"/>
+      </w:pPr>
+      <w:r>
+        <w:rPr>
+          <w:lang w:val="zh_TW" w:bidi="zh_TW"/>
+        </w:rPr>
+      </w:r>
+      <w:r>
+        <w:rPr>
+          <w:lang w:val="zh_TW" w:bidi="zh_TW"/>
+        </w:rPr>
+        <w:t>創世記6:12</w:t>
+      </w:r>
+    </w:p>
+    <w:p>
+      <w:pPr>
+        <w:pStyle w:val="ListBullet"/>
+        <w:spacing w:line="240" w:lineRule="auto"/>
+        <w:ind w:left="720"/>
+      </w:pPr>
+      <w:r>
+        <w:rPr>
+          <w:lang w:val="zh_TW" w:bidi="zh_TW"/>
+        </w:rPr>
+      </w:r>
+      <w:r>
+        <w:rPr>
+          <w:lang w:val="zh_TW" w:bidi="zh_TW"/>
+        </w:rPr>
+        <w:t>馬太福音12:33–35</w:t>
+      </w:r>
+    </w:p>
+    <w:p>
+      <w:pPr>
+        <w:pStyle w:val="ListBullet"/>
+        <w:spacing w:line="240" w:lineRule="auto"/>
+        <w:ind w:left="720"/>
+      </w:pPr>
+      <w:r>
+        <w:rPr>
+          <w:lang w:val="zh_TW" w:bidi="zh_TW"/>
+        </w:rPr>
+      </w:r>
+      <w:r>
+        <w:rPr>
+          <w:lang w:val="zh_TW" w:bidi="zh_TW"/>
+        </w:rPr>
+        <w:t>詩篇14:1</w:t>
       </w:r>
     </w:p>
     <w:p>
@@ -1010,37 +1928,25 @@
         <w:rPr>
           <w:lang w:val="zh_TW" w:bidi="zh_TW"/>
         </w:rPr>
-        <w:t>原文參照</w:t>
-      </w:r>
-      <w:r>
-        <w:rPr>
-          <w:lang w:val="zh_TW" w:bidi="zh_TW"/>
-        </w:rPr>
-        <w:t>：</w:t>
-      </w:r>
-    </w:p>
-    <w:p>
-      <w:pPr>
-        <w:pStyle w:val="ListBullet"/>
-        <w:spacing w:line="240" w:lineRule="auto"/>
-        <w:ind w:left="720"/>
-      </w:pPr>
-      <w:r>
-        <w:rPr>
-          <w:lang w:val="zh_TW" w:bidi="zh_TW"/>
-        </w:rPr>
-      </w:r>
-      <w:r>
-        <w:rPr>
-          <w:lang w:val="zh_TW" w:bidi="zh_TW"/>
-        </w:rPr>
-        <w:t>史特朗號：</w:t>
-      </w:r>
-      <w:r>
-        <w:rPr>
-          <w:lang w:val="zh_TW" w:bidi="zh_TW"/>
-        </w:rPr>
-        <w:t>H3581</w:t>
+        <w:t>原文參照：</w:t>
+      </w:r>
+    </w:p>
+    <w:p>
+      <w:pPr>
+        <w:pStyle w:val="ListBullet"/>
+        <w:spacing w:line="240" w:lineRule="auto"/>
+        <w:ind w:left="720"/>
+      </w:pPr>
+      <w:r>
+        <w:rPr>
+          <w:lang w:val="zh_TW" w:bidi="zh_TW"/>
+        </w:rPr>
+      </w:r>
+      <w:r>
+        <w:rPr>
+          <w:lang w:val="zh_TW" w:bidi="zh_TW"/>
+        </w:rPr>
+        <w:t>史特朗號：H2610，H3891，H4889，H7843，H7844，G08610，G13110，G27040，G53510，G53560</w:t>
       </w:r>
       <w:r>
         <w:rPr>
@@ -1069,7 +1975,7 @@
         <w:rPr>
           <w:lang w:val="zh_TW" w:bidi="zh_TW"/>
         </w:rPr>
-        <w:t>斧子</w:t>
+        <w:t>復活</w:t>
       </w:r>
       <w:r>
         <w:rPr>
@@ -1099,79 +2005,61 @@
         <w:rPr>
           <w:lang w:val="zh_TW" w:bidi="zh_TW"/>
         </w:rPr>
-        <w:t>斧子是一種用來砍伐或劈砍樹木或木材的工具。</w:t>
-      </w:r>
-    </w:p>
-    <w:p>
-      <w:pPr>
-        <w:pStyle w:val="ListBullet"/>
-        <w:spacing w:line="240" w:lineRule="auto"/>
-        <w:ind w:left="720"/>
-      </w:pPr>
-      <w:r>
-        <w:rPr>
-          <w:lang w:val="zh_TW" w:bidi="zh_TW"/>
-        </w:rPr>
-      </w:r>
-      <w:r>
-        <w:rPr>
-          <w:lang w:val="zh_TW" w:bidi="zh_TW"/>
-        </w:rPr>
-        <w:t>斧子通常有一個長的木柄，末端附有一個大型金屬刀片。</w:t>
-      </w:r>
-    </w:p>
-    <w:p>
-      <w:pPr>
-        <w:pStyle w:val="ListBullet"/>
-        <w:spacing w:line="240" w:lineRule="auto"/>
-        <w:ind w:left="720"/>
-      </w:pPr>
-      <w:r>
-        <w:rPr>
-          <w:lang w:val="zh_TW" w:bidi="zh_TW"/>
-        </w:rPr>
-      </w:r>
-      <w:r>
-        <w:rPr>
-          <w:lang w:val="zh_TW" w:bidi="zh_TW"/>
-        </w:rPr>
-        <w:t>如果你的文化中有類似斧子的工具，那麼就可用該工具的名稱來翻譯「斧子」。</w:t>
-      </w:r>
-    </w:p>
-    <w:p>
-      <w:pPr>
-        <w:pStyle w:val="ListBullet"/>
-        <w:spacing w:line="240" w:lineRule="auto"/>
-        <w:ind w:left="720"/>
-      </w:pPr>
-      <w:r>
-        <w:rPr>
-          <w:lang w:val="zh_TW" w:bidi="zh_TW"/>
-        </w:rPr>
-      </w:r>
-      <w:r>
-        <w:rPr>
-          <w:lang w:val="zh_TW" w:bidi="zh_TW"/>
-        </w:rPr>
-        <w:t>翻譯這個詞的其它方式可以包括「伐木工具」或「帶刀片的木製工具」或「長柄劈木工具」。</w:t>
-      </w:r>
-    </w:p>
-    <w:p>
-      <w:pPr>
-        <w:pStyle w:val="ListBullet"/>
-        <w:spacing w:line="240" w:lineRule="auto"/>
-        <w:ind w:left="720"/>
-      </w:pPr>
-      <w:r>
-        <w:rPr>
-          <w:lang w:val="zh_TW" w:bidi="zh_TW"/>
-        </w:rPr>
-      </w:r>
-      <w:r>
-        <w:rPr>
-          <w:lang w:val="zh_TW" w:bidi="zh_TW"/>
-        </w:rPr>
-        <w:t>在舊約的一個事件中，斧子的刀片掉進了河裡，因此最好是所描述的工具有一個可以從木柄脫落的刀片。</w:t>
+        <w:t>「復活」一詞指的是死後再次活過來的行動。</w:t>
+      </w:r>
+    </w:p>
+    <w:p>
+      <w:pPr>
+        <w:pStyle w:val="ListBullet"/>
+        <w:spacing w:line="240" w:lineRule="auto"/>
+        <w:ind w:left="720"/>
+      </w:pPr>
+      <w:r>
+        <w:rPr>
+          <w:lang w:val="zh_TW" w:bidi="zh_TW"/>
+        </w:rPr>
+      </w:r>
+      <w:r>
+        <w:rPr>
+          <w:lang w:val="zh_TW" w:bidi="zh_TW"/>
+        </w:rPr>
+        <w:t>復活某人意味著使那個人再次復生。只有神有能力如此行。</w:t>
+      </w:r>
+    </w:p>
+    <w:p>
+      <w:pPr>
+        <w:pStyle w:val="ListBullet"/>
+        <w:spacing w:line="240" w:lineRule="auto"/>
+        <w:ind w:left="720"/>
+      </w:pPr>
+      <w:r>
+        <w:rPr>
+          <w:lang w:val="zh_TW" w:bidi="zh_TW"/>
+        </w:rPr>
+      </w:r>
+      <w:r>
+        <w:rPr>
+          <w:lang w:val="zh_TW" w:bidi="zh_TW"/>
+        </w:rPr>
+        <w:t>「復活」一詞通常指耶穌死後復生。</w:t>
+      </w:r>
+    </w:p>
+    <w:p>
+      <w:pPr>
+        <w:pStyle w:val="ListBullet"/>
+        <w:spacing w:line="240" w:lineRule="auto"/>
+        <w:ind w:left="720"/>
+      </w:pPr>
+      <w:r>
+        <w:rPr>
+          <w:lang w:val="zh_TW" w:bidi="zh_TW"/>
+        </w:rPr>
+      </w:r>
+      <w:r>
+        <w:rPr>
+          <w:lang w:val="zh_TW" w:bidi="zh_TW"/>
+        </w:rPr>
+        <w:t>當耶穌說「復活在我，生命也在我」時，祂的意思是祂是復活的源頭，也是使人復活的那一位。</w:t>
       </w:r>
     </w:p>
     <w:p>
@@ -1182,154 +2070,43 @@
         <w:rPr>
           <w:lang w:val="zh_TW" w:bidi="zh_TW"/>
         </w:rPr>
-        <w:t>參考經文：</w:t>
-      </w:r>
-    </w:p>
-    <w:p>
-      <w:pPr>
-        <w:pStyle w:val="ListBullet"/>
-        <w:spacing w:line="240" w:lineRule="auto"/>
-        <w:ind w:left="720"/>
-      </w:pPr>
-      <w:r>
-        <w:rPr>
-          <w:lang w:val="zh_TW" w:bidi="zh_TW"/>
-        </w:rPr>
-      </w:r>
-      <w:r>
-        <w:rPr>
-          <w:lang w:val="zh_TW" w:bidi="zh_TW"/>
-        </w:rPr>
-        <w:t>列王紀上6:7–8</w:t>
-      </w:r>
-    </w:p>
-    <w:p>
-      <w:pPr>
-        <w:pStyle w:val="ListBullet"/>
-        <w:spacing w:line="240" w:lineRule="auto"/>
-        <w:ind w:left="720"/>
-      </w:pPr>
-      <w:r>
-        <w:rPr>
-          <w:lang w:val="zh_TW" w:bidi="zh_TW"/>
-        </w:rPr>
-      </w:r>
-      <w:r>
-        <w:rPr>
-          <w:lang w:val="zh_TW" w:bidi="zh_TW"/>
-        </w:rPr>
-        <w:t>列王記下6:5</w:t>
-      </w:r>
-    </w:p>
-    <w:p>
-      <w:pPr>
-        <w:pStyle w:val="ListBullet"/>
-        <w:spacing w:line="240" w:lineRule="auto"/>
-        <w:ind w:left="720"/>
-      </w:pPr>
-      <w:r>
-        <w:rPr>
-          <w:lang w:val="zh_TW" w:bidi="zh_TW"/>
-        </w:rPr>
-      </w:r>
-      <w:r>
-        <w:rPr>
-          <w:lang w:val="zh_TW" w:bidi="zh_TW"/>
-        </w:rPr>
-        <w:t>士師記9:48–49</w:t>
-      </w:r>
-    </w:p>
-    <w:p>
-      <w:pPr>
-        <w:pStyle w:val="ListBullet"/>
-        <w:spacing w:line="240" w:lineRule="auto"/>
-        <w:ind w:left="720"/>
-      </w:pPr>
-      <w:r>
-        <w:rPr>
-          <w:lang w:val="zh_TW" w:bidi="zh_TW"/>
-        </w:rPr>
-      </w:r>
-      <w:r>
-        <w:rPr>
-          <w:lang w:val="zh_TW" w:bidi="zh_TW"/>
-        </w:rPr>
-        <w:t>路加福音3:9</w:t>
-      </w:r>
-    </w:p>
-    <w:p>
-      <w:pPr>
-        <w:pStyle w:val="ListBullet"/>
-        <w:spacing w:line="240" w:lineRule="auto"/>
-        <w:ind w:left="720"/>
-      </w:pPr>
-      <w:r>
-        <w:rPr>
-          <w:lang w:val="zh_TW" w:bidi="zh_TW"/>
-        </w:rPr>
-      </w:r>
-      <w:r>
-        <w:rPr>
-          <w:lang w:val="zh_TW" w:bidi="zh_TW"/>
-        </w:rPr>
-        <w:t>馬太福音3:10</w:t>
-      </w:r>
-    </w:p>
-    <w:p>
-      <w:pPr>
-        <w:pStyle w:val="ListBullet"/>
-        <w:spacing w:line="240" w:lineRule="auto"/>
-        <w:ind w:left="720"/>
-      </w:pPr>
-      <w:r>
-        <w:rPr>
-          <w:lang w:val="zh_TW" w:bidi="zh_TW"/>
-        </w:rPr>
-      </w:r>
-      <w:r>
-        <w:rPr>
-          <w:lang w:val="zh_TW" w:bidi="zh_TW"/>
-        </w:rPr>
-        <w:t>詩篇35:3</w:t>
-      </w:r>
-    </w:p>
-    <w:p>
-      <w:pPr>
-        <w:pStyle w:val="Heading3"/>
-      </w:pPr>
-      <w:r>
-        <w:rPr>
-          <w:lang w:val="zh_TW" w:bidi="zh_TW"/>
-        </w:rPr>
-        <w:t>原文參照：</w:t>
-      </w:r>
-    </w:p>
-    <w:p>
-      <w:pPr>
-        <w:pStyle w:val="ListBullet"/>
-        <w:spacing w:line="240" w:lineRule="auto"/>
-        <w:ind w:left="720"/>
-      </w:pPr>
-      <w:r>
-        <w:rPr>
-          <w:lang w:val="zh_TW" w:bidi="zh_TW"/>
-        </w:rPr>
-      </w:r>
-      <w:r>
-        <w:rPr>
-          <w:lang w:val="zh_TW" w:bidi="zh_TW"/>
-        </w:rPr>
-        <w:t>史特朗號：H1631，H4621，H7134，G05130</w:t>
-      </w:r>
-      <w:r>
-        <w:rPr>
-          <w:lang w:val="zh_TW" w:bidi="zh_TW"/>
-        </w:rPr>
-      </w:r>
-      <w:r>
-        <w:rPr>
-          <w:lang w:val="zh_TW" w:bidi="zh_TW"/>
-        </w:rPr>
+        <w:t>翻譯相關建議：</w:t>
+      </w:r>
+    </w:p>
+    <w:p>
+      <w:pPr>
+        <w:pStyle w:val="ListBullet"/>
+        <w:spacing w:line="240" w:lineRule="auto"/>
+        <w:ind w:left="720"/>
+      </w:pPr>
+      <w:r>
+        <w:rPr>
+          <w:lang w:val="zh_TW" w:bidi="zh_TW"/>
+        </w:rPr>
+      </w:r>
+      <w:r>
+        <w:rPr>
+          <w:lang w:val="zh_TW" w:bidi="zh_TW"/>
+        </w:rPr>
+        <w:t>一個人的「復活」可以翻譯為他「重新活過來」或他「死後再度活過來」。</w:t>
+      </w:r>
+    </w:p>
+    <w:p>
+      <w:pPr>
+        <w:pStyle w:val="ListBullet"/>
+        <w:spacing w:line="240" w:lineRule="auto"/>
+        <w:ind w:left="720"/>
+      </w:pPr>
+      <w:r>
+        <w:rPr>
+          <w:lang w:val="zh_TW" w:bidi="zh_TW"/>
+        </w:rPr>
+      </w:r>
+      <w:r>
+        <w:rPr>
+          <w:lang w:val="zh_TW" w:bidi="zh_TW"/>
+        </w:rPr>
+        <w:t>這個詞的字面意思是「上升」或「（從死裡）被舉起來的行動」。這些都是其他可能翻譯這個詞的方式。</w:t>
       </w:r>
     </w:p>
     <w:p>
@@ -1339,848 +2116,11 @@
           <w:lang w:val="zh_TW" w:bidi="zh_TW"/>
         </w:rPr>
       </w:r>
-    </w:p>
-    <w:p>
-      <w:pPr>
-        <w:pStyle w:val="Heading2"/>
-      </w:pPr>
-      <w:r>
-        <w:rPr>
-          <w:lang w:val="zh_TW" w:bidi="zh_TW"/>
-        </w:rPr>
-        <w:t>俯伏</w:t>
-      </w:r>
-      <w:r>
-        <w:rPr>
-          <w:lang w:val="zh_TW" w:bidi="zh_TW"/>
-        </w:rPr>
-      </w:r>
-    </w:p>
-    <w:p>
-      <w:pPr>
-        <w:pStyle w:val="Heading3"/>
-      </w:pPr>
-      <w:r>
-        <w:rPr>
-          <w:lang w:val="zh_TW" w:bidi="zh_TW"/>
-        </w:rPr>
-        <w:t>定義：</w:t>
-      </w:r>
-    </w:p>
-    <w:p>
-      <w:pPr/>
-      <w:r>
-        <w:rPr>
-          <w:lang w:val="zh_TW" w:bidi="zh_TW"/>
-        </w:rPr>
-      </w:r>
-      <w:r>
-        <w:rPr>
-          <w:lang w:val="zh_TW" w:bidi="zh_TW"/>
-        </w:rPr>
-        <w:t>「俯伏」一詞意指臉朝下，身體伸展在地上的姿勢。</w:t>
-      </w:r>
-    </w:p>
-    <w:p>
-      <w:pPr>
-        <w:pStyle w:val="ListBullet"/>
-        <w:spacing w:line="240" w:lineRule="auto"/>
-        <w:ind w:left="720"/>
-      </w:pPr>
-      <w:r>
-        <w:rPr>
-          <w:lang w:val="zh_TW" w:bidi="zh_TW"/>
-        </w:rPr>
-      </w:r>
-      <w:r>
-        <w:rPr>
-          <w:lang w:val="zh_TW" w:bidi="zh_TW"/>
-        </w:rPr>
-        <w:t>「俯伏」或「俯伏在某人面前」的意思是，非常低微地在人面前卑躬屈膝。</w:t>
-      </w:r>
-    </w:p>
-    <w:p>
-      <w:pPr>
-        <w:pStyle w:val="ListBullet"/>
-        <w:spacing w:line="240" w:lineRule="auto"/>
-        <w:ind w:left="720"/>
-      </w:pPr>
-      <w:r>
-        <w:rPr>
-          <w:lang w:val="zh_TW" w:bidi="zh_TW"/>
-        </w:rPr>
-      </w:r>
-      <w:r>
-        <w:rPr>
-          <w:lang w:val="zh_TW" w:bidi="zh_TW"/>
-        </w:rPr>
-        <w:t>這種俯伏的姿勢通常是一種回應，表現出因奇蹟發生而感到震驚、驚訝和敬畏。這也顯示出對被敬拜之人的尊崇和敬意。</w:t>
-      </w:r>
-    </w:p>
-    <w:p>
-      <w:pPr>
-        <w:pStyle w:val="ListBullet"/>
-        <w:spacing w:line="240" w:lineRule="auto"/>
-        <w:ind w:left="720"/>
-      </w:pPr>
-      <w:r>
-        <w:rPr>
-          <w:lang w:val="zh_TW" w:bidi="zh_TW"/>
-        </w:rPr>
-      </w:r>
-      <w:r>
-        <w:rPr>
-          <w:lang w:val="zh_TW" w:bidi="zh_TW"/>
-        </w:rPr>
-        <w:t>俯伏也是一種敬拜神的方式。當耶穌行神蹟，或為了尊敬祂作為一位偉大的老師時，人常常以這種方式來回應，表達感謝和敬拜。</w:t>
-      </w:r>
-    </w:p>
-    <w:p>
-      <w:pPr>
-        <w:pStyle w:val="ListBullet"/>
-        <w:spacing w:line="240" w:lineRule="auto"/>
-        <w:ind w:left="720"/>
-      </w:pPr>
-      <w:r>
-        <w:rPr>
-          <w:lang w:val="zh_TW" w:bidi="zh_TW"/>
-        </w:rPr>
-      </w:r>
-      <w:r>
-        <w:rPr>
-          <w:lang w:val="zh_TW" w:bidi="zh_TW"/>
-        </w:rPr>
-        <w:t>根據上下文，「俯伏」的翻譯可以是「俯伏在地」或「面伏於地敬拜祂」或「驚訝地俯伏於地」或「敬拜」。</w:t>
-      </w:r>
-    </w:p>
-    <w:p>
-      <w:pPr>
-        <w:pStyle w:val="ListBullet"/>
-        <w:spacing w:line="240" w:lineRule="auto"/>
-        <w:ind w:left="720"/>
-      </w:pPr>
-      <w:r>
-        <w:rPr>
-          <w:lang w:val="zh_TW" w:bidi="zh_TW"/>
-        </w:rPr>
-      </w:r>
-      <w:r>
-        <w:rPr>
-          <w:lang w:val="zh_TW" w:bidi="zh_TW"/>
-        </w:rPr>
-        <w:t>「我們不會俯伏」這個短語可以翻譯為「不會敬拜」或「不會面朝向下地崇拜」或「不會跪著崇拜」。</w:t>
-      </w:r>
-    </w:p>
-    <w:p>
-      <w:pPr>
-        <w:pStyle w:val="ListBullet"/>
-        <w:spacing w:line="240" w:lineRule="auto"/>
-        <w:ind w:left="720"/>
-      </w:pPr>
-      <w:r>
-        <w:rPr>
-          <w:lang w:val="zh_TW" w:bidi="zh_TW"/>
-        </w:rPr>
-      </w:r>
-      <w:r>
-        <w:rPr>
-          <w:lang w:val="zh_TW" w:bidi="zh_TW"/>
-        </w:rPr>
-        <w:t>「俯伏於」也可以翻譯為「敬拜」或「在面前下拜」。</w:t>
-      </w:r>
-    </w:p>
-    <w:p>
-      <w:pPr/>
-      <w:r>
-        <w:rPr>
-          <w:lang w:val="zh_TW" w:bidi="zh_TW"/>
-        </w:rPr>
-      </w:r>
-      <w:r>
-        <w:rPr>
-          <w:lang w:val="zh_TW" w:bidi="zh_TW"/>
-        </w:rPr>
-        <w:t>（另見：</w:t>
-      </w:r>
-      <w:r>
-        <w:rPr>
-          <w:lang w:val="zh_TW" w:bidi="zh_TW"/>
-        </w:rPr>
-        <w:t>敬畏</w:t>
-      </w:r>
-      <w:r>
-        <w:rPr>
-          <w:lang w:val="zh_TW" w:bidi="zh_TW"/>
-        </w:rPr>
-        <w:t>、</w:t>
-      </w:r>
-      <w:r>
-        <w:rPr>
-          <w:lang w:val="zh_TW" w:bidi="zh_TW"/>
-        </w:rPr>
-        <w:t>鞠躬</w:t>
-      </w:r>
-      <w:r>
-        <w:rPr>
-          <w:lang w:val="zh_TW" w:bidi="zh_TW"/>
-        </w:rPr>
-        <w:t>）</w:t>
-      </w:r>
-    </w:p>
-    <w:p>
-      <w:pPr>
-        <w:pStyle w:val="Heading3"/>
-      </w:pPr>
-      <w:r>
-        <w:rPr>
-          <w:lang w:val="zh_TW" w:bidi="zh_TW"/>
-        </w:rPr>
-        <w:t>參考經文：</w:t>
-      </w:r>
-    </w:p>
-    <w:p>
-      <w:pPr>
-        <w:pStyle w:val="ListBullet"/>
-        <w:spacing w:line="240" w:lineRule="auto"/>
-        <w:ind w:left="720"/>
-      </w:pPr>
-      <w:r>
-        <w:rPr>
-          <w:lang w:val="zh_TW" w:bidi="zh_TW"/>
-        </w:rPr>
-      </w:r>
-      <w:r>
-        <w:rPr>
-          <w:lang w:val="zh_TW" w:bidi="zh_TW"/>
-        </w:rPr>
-        <w:t>列王紀下17:36–38</w:t>
-      </w:r>
-    </w:p>
-    <w:p>
-      <w:pPr>
-        <w:pStyle w:val="ListBullet"/>
-        <w:spacing w:line="240" w:lineRule="auto"/>
-        <w:ind w:left="720"/>
-      </w:pPr>
-      <w:r>
-        <w:rPr>
-          <w:lang w:val="zh_TW" w:bidi="zh_TW"/>
-        </w:rPr>
-      </w:r>
-      <w:r>
-        <w:rPr>
-          <w:lang w:val="zh_TW" w:bidi="zh_TW"/>
-        </w:rPr>
-        <w:t>創世記43:28</w:t>
-      </w:r>
-    </w:p>
-    <w:p>
-      <w:pPr>
-        <w:pStyle w:val="ListBullet"/>
-        <w:spacing w:line="240" w:lineRule="auto"/>
-        <w:ind w:left="720"/>
-      </w:pPr>
-      <w:r>
-        <w:rPr>
-          <w:lang w:val="zh_TW" w:bidi="zh_TW"/>
-        </w:rPr>
-      </w:r>
-      <w:r>
-        <w:rPr>
-          <w:lang w:val="zh_TW" w:bidi="zh_TW"/>
-        </w:rPr>
-        <w:t>啟示錄19:3–4</w:t>
-      </w:r>
-    </w:p>
-    <w:p>
-      <w:pPr>
-        <w:pStyle w:val="Heading3"/>
-      </w:pPr>
-      <w:r>
-        <w:rPr>
-          <w:lang w:val="zh_TW" w:bidi="zh_TW"/>
-        </w:rPr>
-        <w:t>原文參照：</w:t>
-      </w:r>
-    </w:p>
-    <w:p>
-      <w:pPr>
-        <w:pStyle w:val="ListBullet"/>
-        <w:spacing w:line="240" w:lineRule="auto"/>
-        <w:ind w:left="720"/>
-      </w:pPr>
-      <w:r>
-        <w:rPr>
-          <w:lang w:val="zh_TW" w:bidi="zh_TW"/>
-        </w:rPr>
-      </w:r>
-      <w:r>
-        <w:rPr>
-          <w:lang w:val="zh_TW" w:bidi="zh_TW"/>
-        </w:rPr>
-        <w:t>史特朗號：H5307，H5457，H6440，H6915，H7812</w:t>
-      </w:r>
-      <w:r>
-        <w:rPr>
-          <w:lang w:val="zh_TW" w:bidi="zh_TW"/>
-        </w:rPr>
-      </w:r>
-      <w:r>
-        <w:rPr>
-          <w:lang w:val="zh_TW" w:bidi="zh_TW"/>
-        </w:rPr>
-      </w:r>
-    </w:p>
-    <w:p>
-      <w:pPr/>
-      <w:r>
-        <w:rPr>
-          <w:lang w:val="zh_TW" w:bidi="zh_TW"/>
-        </w:rPr>
-      </w:r>
-    </w:p>
-    <w:p>
-      <w:pPr>
-        <w:pStyle w:val="Heading2"/>
-      </w:pPr>
-      <w:r>
-        <w:rPr>
-          <w:lang w:val="zh_TW" w:bidi="zh_TW"/>
-        </w:rPr>
-        <w:t>腐敗</w:t>
-      </w:r>
-      <w:r>
-        <w:rPr>
-          <w:lang w:val="zh_TW" w:bidi="zh_TW"/>
-        </w:rPr>
-      </w:r>
-    </w:p>
-    <w:p>
-      <w:pPr>
-        <w:pStyle w:val="Heading3"/>
-      </w:pPr>
-      <w:r>
-        <w:rPr>
-          <w:lang w:val="zh_TW" w:bidi="zh_TW"/>
-        </w:rPr>
-        <w:t>定義：</w:t>
-      </w:r>
-    </w:p>
-    <w:p>
-      <w:pPr/>
-      <w:r>
-        <w:rPr>
-          <w:lang w:val="zh_TW" w:bidi="zh_TW"/>
-        </w:rPr>
-      </w:r>
-      <w:r>
-        <w:rPr>
-          <w:lang w:val="zh_TW" w:bidi="zh_TW"/>
-        </w:rPr>
-        <w:t>「敗壞（corrupt）」和「朽壞（corruption）」指的是一種人們變得敗壞、不道德或不誠實的狀況。</w:t>
-      </w:r>
-    </w:p>
-    <w:p>
-      <w:pPr>
-        <w:pStyle w:val="ListBullet"/>
-        <w:spacing w:line="240" w:lineRule="auto"/>
-        <w:ind w:left="720"/>
-      </w:pPr>
-      <w:r>
-        <w:rPr>
-          <w:lang w:val="zh_TW" w:bidi="zh_TW"/>
-        </w:rPr>
-      </w:r>
-      <w:r>
-        <w:rPr>
-          <w:lang w:val="zh_TW" w:bidi="zh_TW"/>
-        </w:rPr>
-        <w:t>「敗壞」一詞字面意思是道德上「扭曲」或「崩壞」。</w:t>
-      </w:r>
-    </w:p>
-    <w:p>
-      <w:pPr>
-        <w:pStyle w:val="ListBullet"/>
-        <w:spacing w:line="240" w:lineRule="auto"/>
-        <w:ind w:left="720"/>
-      </w:pPr>
-      <w:r>
-        <w:rPr>
-          <w:lang w:val="zh_TW" w:bidi="zh_TW"/>
-        </w:rPr>
-      </w:r>
-      <w:r>
-        <w:rPr>
-          <w:lang w:val="zh_TW" w:bidi="zh_TW"/>
-        </w:rPr>
-        <w:t>一個敗壞的人已經偏離了真理，正在做不誠實或不道德的事情。</w:t>
-      </w:r>
-    </w:p>
-    <w:p>
-      <w:pPr>
-        <w:pStyle w:val="ListBullet"/>
-        <w:spacing w:line="240" w:lineRule="auto"/>
-        <w:ind w:left="720"/>
-      </w:pPr>
-      <w:r>
-        <w:rPr>
-          <w:lang w:val="zh_TW" w:bidi="zh_TW"/>
-        </w:rPr>
-      </w:r>
-      <w:r>
-        <w:rPr>
-          <w:lang w:val="zh_TW" w:bidi="zh_TW"/>
-        </w:rPr>
-        <w:t>敗壞某人意味著影響那個人去做不誠實和不道德的事情。</w:t>
-      </w:r>
-    </w:p>
-    <w:p>
-      <w:pPr>
-        <w:pStyle w:val="Heading3"/>
-      </w:pPr>
-      <w:r>
-        <w:rPr>
-          <w:lang w:val="zh_TW" w:bidi="zh_TW"/>
-        </w:rPr>
-        <w:t>翻譯相關建議：</w:t>
-      </w:r>
-    </w:p>
-    <w:p>
-      <w:pPr>
-        <w:pStyle w:val="ListBullet"/>
-        <w:spacing w:line="240" w:lineRule="auto"/>
-        <w:ind w:left="720"/>
-      </w:pPr>
-      <w:r>
-        <w:rPr>
-          <w:lang w:val="zh_TW" w:bidi="zh_TW"/>
-        </w:rPr>
-      </w:r>
-      <w:r>
-        <w:rPr>
-          <w:lang w:val="zh_TW" w:bidi="zh_TW"/>
-        </w:rPr>
-        <w:t>「敗壞」這個詞可以翻譯為「影響人去作惡」或「使人變得不道德」。</w:t>
-      </w:r>
-    </w:p>
-    <w:p>
-      <w:pPr>
-        <w:pStyle w:val="ListBullet"/>
-        <w:spacing w:line="240" w:lineRule="auto"/>
-        <w:ind w:left="720"/>
-      </w:pPr>
-      <w:r>
-        <w:rPr>
-          <w:lang w:val="zh_TW" w:bidi="zh_TW"/>
-        </w:rPr>
-      </w:r>
-      <w:r>
-        <w:rPr>
-          <w:lang w:val="zh_TW" w:bidi="zh_TW"/>
-        </w:rPr>
-        <w:t>一個敗壞的人可以被描述為「已經變得不道德的人」或「行惡的人」。</w:t>
-      </w:r>
-    </w:p>
-    <w:p>
-      <w:pPr>
-        <w:pStyle w:val="ListBullet"/>
-        <w:spacing w:line="240" w:lineRule="auto"/>
-        <w:ind w:left="720"/>
-      </w:pPr>
-      <w:r>
-        <w:rPr>
-          <w:lang w:val="zh_TW" w:bidi="zh_TW"/>
-        </w:rPr>
-      </w:r>
-      <w:r>
-        <w:rPr>
-          <w:lang w:val="zh_TW" w:bidi="zh_TW"/>
-        </w:rPr>
-        <w:t>這個詞也可以翻譯為「壞的」或「不道德的」或「邪惡的」。</w:t>
-      </w:r>
-    </w:p>
-    <w:p>
-      <w:pPr>
-        <w:pStyle w:val="ListBullet"/>
-        <w:spacing w:line="240" w:lineRule="auto"/>
-        <w:ind w:left="720"/>
-      </w:pPr>
-      <w:r>
-        <w:rPr>
-          <w:lang w:val="zh_TW" w:bidi="zh_TW"/>
-        </w:rPr>
-      </w:r>
-      <w:r>
-        <w:rPr>
-          <w:lang w:val="zh_TW" w:bidi="zh_TW"/>
-        </w:rPr>
-        <w:t>「敗壞」這個詞可以翻譯為「作惡的行為」或「邪惡」或「不道德」。</w:t>
-      </w:r>
-    </w:p>
-    <w:p>
-      <w:pPr/>
-      <w:r>
-        <w:rPr>
-          <w:lang w:val="zh_TW" w:bidi="zh_TW"/>
-        </w:rPr>
-      </w:r>
-      <w:r>
-        <w:rPr>
-          <w:lang w:val="zh_TW" w:bidi="zh_TW"/>
-        </w:rPr>
-        <w:t>（另見：</w:t>
-      </w:r>
-      <w:r>
-        <w:rPr>
-          <w:lang w:val="zh_TW" w:bidi="zh_TW"/>
-        </w:rPr>
-        <w:t>邪惡</w:t>
-      </w:r>
-      <w:r>
-        <w:rPr>
-          <w:lang w:val="zh_TW" w:bidi="zh_TW"/>
-        </w:rPr>
-        <w:t>）</w:t>
-      </w:r>
-    </w:p>
-    <w:p>
-      <w:pPr>
-        <w:pStyle w:val="Heading3"/>
-      </w:pPr>
-      <w:r>
-        <w:rPr>
-          <w:lang w:val="zh_TW" w:bidi="zh_TW"/>
-        </w:rPr>
-        <w:t>參考經文：</w:t>
-      </w:r>
-    </w:p>
-    <w:p>
-      <w:pPr>
-        <w:pStyle w:val="ListBullet"/>
-        <w:spacing w:line="240" w:lineRule="auto"/>
-        <w:ind w:left="720"/>
-      </w:pPr>
-      <w:r>
-        <w:rPr>
-          <w:lang w:val="zh_TW" w:bidi="zh_TW"/>
-        </w:rPr>
-      </w:r>
-      <w:r>
-        <w:rPr>
-          <w:lang w:val="zh_TW" w:bidi="zh_TW"/>
-        </w:rPr>
-        <w:t>以西結書20:42–44</w:t>
-      </w:r>
-    </w:p>
-    <w:p>
-      <w:pPr>
-        <w:pStyle w:val="ListBullet"/>
-        <w:spacing w:line="240" w:lineRule="auto"/>
-        <w:ind w:left="720"/>
-      </w:pPr>
-      <w:r>
-        <w:rPr>
-          <w:lang w:val="zh_TW" w:bidi="zh_TW"/>
-        </w:rPr>
-      </w:r>
-      <w:r>
-        <w:rPr>
-          <w:lang w:val="zh_TW" w:bidi="zh_TW"/>
-        </w:rPr>
-        <w:t>加拉太書6:6–8</w:t>
-      </w:r>
-    </w:p>
-    <w:p>
-      <w:pPr>
-        <w:pStyle w:val="ListBullet"/>
-        <w:spacing w:line="240" w:lineRule="auto"/>
-        <w:ind w:left="720"/>
-      </w:pPr>
-      <w:r>
-        <w:rPr>
-          <w:lang w:val="zh_TW" w:bidi="zh_TW"/>
-        </w:rPr>
-      </w:r>
-      <w:r>
-        <w:rPr>
-          <w:lang w:val="zh_TW" w:bidi="zh_TW"/>
-        </w:rPr>
-        <w:t>創世記6:12</w:t>
-      </w:r>
-    </w:p>
-    <w:p>
-      <w:pPr>
-        <w:pStyle w:val="ListBullet"/>
-        <w:spacing w:line="240" w:lineRule="auto"/>
-        <w:ind w:left="720"/>
-      </w:pPr>
-      <w:r>
-        <w:rPr>
-          <w:lang w:val="zh_TW" w:bidi="zh_TW"/>
-        </w:rPr>
-      </w:r>
-      <w:r>
-        <w:rPr>
-          <w:lang w:val="zh_TW" w:bidi="zh_TW"/>
-        </w:rPr>
-        <w:t>馬太福音12:33–35</w:t>
-      </w:r>
-    </w:p>
-    <w:p>
-      <w:pPr>
-        <w:pStyle w:val="ListBullet"/>
-        <w:spacing w:line="240" w:lineRule="auto"/>
-        <w:ind w:left="720"/>
-      </w:pPr>
-      <w:r>
-        <w:rPr>
-          <w:lang w:val="zh_TW" w:bidi="zh_TW"/>
-        </w:rPr>
-      </w:r>
-      <w:r>
-        <w:rPr>
-          <w:lang w:val="zh_TW" w:bidi="zh_TW"/>
-        </w:rPr>
-        <w:t>詩篇14:1</w:t>
-      </w:r>
-    </w:p>
-    <w:p>
-      <w:pPr>
-        <w:pStyle w:val="Heading3"/>
-      </w:pPr>
-      <w:r>
-        <w:rPr>
-          <w:lang w:val="zh_TW" w:bidi="zh_TW"/>
-        </w:rPr>
-        <w:t>原文參照：</w:t>
-      </w:r>
-    </w:p>
-    <w:p>
-      <w:pPr>
-        <w:pStyle w:val="ListBullet"/>
-        <w:spacing w:line="240" w:lineRule="auto"/>
-        <w:ind w:left="720"/>
-      </w:pPr>
-      <w:r>
-        <w:rPr>
-          <w:lang w:val="zh_TW" w:bidi="zh_TW"/>
-        </w:rPr>
-      </w:r>
-      <w:r>
-        <w:rPr>
-          <w:lang w:val="zh_TW" w:bidi="zh_TW"/>
-        </w:rPr>
-        <w:t>史特朗號：H2610，H3891，H4889，H7843，H7844，G08610，G13110，G27040，G53510，G53560</w:t>
-      </w:r>
-      <w:r>
-        <w:rPr>
-          <w:lang w:val="zh_TW" w:bidi="zh_TW"/>
-        </w:rPr>
-      </w:r>
-      <w:r>
-        <w:rPr>
-          <w:lang w:val="zh_TW" w:bidi="zh_TW"/>
-        </w:rPr>
-      </w:r>
-    </w:p>
-    <w:p>
-      <w:pPr/>
-      <w:r>
-        <w:rPr>
-          <w:lang w:val="zh_TW" w:bidi="zh_TW"/>
-        </w:rPr>
-      </w:r>
-    </w:p>
-    <w:p>
-      <w:pPr>
-        <w:pStyle w:val="Heading2"/>
-      </w:pPr>
-      <w:r>
-        <w:rPr>
-          <w:lang w:val="zh_TW" w:bidi="zh_TW"/>
-        </w:rPr>
-        <w:t>復活</w:t>
-      </w:r>
-      <w:r>
-        <w:rPr>
-          <w:lang w:val="zh_TW" w:bidi="zh_TW"/>
-        </w:rPr>
-      </w:r>
-    </w:p>
-    <w:p>
-      <w:pPr>
-        <w:pStyle w:val="Heading3"/>
-      </w:pPr>
-      <w:r>
-        <w:rPr>
-          <w:lang w:val="zh_TW" w:bidi="zh_TW"/>
-        </w:rPr>
-        <w:t>定義：</w:t>
-      </w:r>
-    </w:p>
-    <w:p>
-      <w:pPr/>
-      <w:r>
-        <w:rPr>
-          <w:lang w:val="zh_TW" w:bidi="zh_TW"/>
-        </w:rPr>
-      </w:r>
-      <w:r>
-        <w:rPr>
-          <w:lang w:val="zh_TW" w:bidi="zh_TW"/>
-        </w:rPr>
-        <w:t>「復活」一詞指的是死後再次活過來的行動。</w:t>
-      </w:r>
-    </w:p>
-    <w:p>
-      <w:pPr>
-        <w:pStyle w:val="ListBullet"/>
-        <w:spacing w:line="240" w:lineRule="auto"/>
-        <w:ind w:left="720"/>
-      </w:pPr>
-      <w:r>
-        <w:rPr>
-          <w:lang w:val="zh_TW" w:bidi="zh_TW"/>
-        </w:rPr>
-      </w:r>
-      <w:r>
-        <w:rPr>
-          <w:lang w:val="zh_TW" w:bidi="zh_TW"/>
-        </w:rPr>
-        <w:t>復活某人意味著使那個人再次復生。只有神有能力如此行。</w:t>
-      </w:r>
-    </w:p>
-    <w:p>
-      <w:pPr>
-        <w:pStyle w:val="ListBullet"/>
-        <w:spacing w:line="240" w:lineRule="auto"/>
-        <w:ind w:left="720"/>
-      </w:pPr>
-      <w:r>
-        <w:rPr>
-          <w:lang w:val="zh_TW" w:bidi="zh_TW"/>
-        </w:rPr>
-      </w:r>
-      <w:r>
-        <w:rPr>
-          <w:lang w:val="zh_TW" w:bidi="zh_TW"/>
-        </w:rPr>
-        <w:t>「復活」一詞通常指耶穌死後復生。</w:t>
-      </w:r>
-    </w:p>
-    <w:p>
-      <w:pPr>
-        <w:pStyle w:val="ListBullet"/>
-        <w:spacing w:line="240" w:lineRule="auto"/>
-        <w:ind w:left="720"/>
-      </w:pPr>
-      <w:r>
-        <w:rPr>
-          <w:lang w:val="zh_TW" w:bidi="zh_TW"/>
-        </w:rPr>
-      </w:r>
-      <w:r>
-        <w:rPr>
-          <w:lang w:val="zh_TW" w:bidi="zh_TW"/>
-        </w:rPr>
-        <w:t>當耶穌說「復活在我，生命也在我」時，祂的意思是祂是復活的源頭，也是使人復活的那一位。</w:t>
-      </w:r>
-    </w:p>
-    <w:p>
-      <w:pPr>
-        <w:pStyle w:val="Heading3"/>
-      </w:pPr>
-      <w:r>
-        <w:rPr>
-          <w:lang w:val="zh_TW" w:bidi="zh_TW"/>
-        </w:rPr>
-        <w:t>翻譯相關建議：</w:t>
-      </w:r>
-    </w:p>
-    <w:p>
-      <w:pPr>
-        <w:pStyle w:val="ListBullet"/>
-        <w:spacing w:line="240" w:lineRule="auto"/>
-        <w:ind w:left="720"/>
-      </w:pPr>
-      <w:r>
-        <w:rPr>
-          <w:lang w:val="zh_TW" w:bidi="zh_TW"/>
-        </w:rPr>
-      </w:r>
-      <w:r>
-        <w:rPr>
-          <w:lang w:val="zh_TW" w:bidi="zh_TW"/>
-        </w:rPr>
-        <w:t>一個人的「復活」可以翻譯為他「重新活過來」或他「死後再度活過來」。</w:t>
-      </w:r>
-    </w:p>
-    <w:p>
-      <w:pPr>
-        <w:pStyle w:val="ListBullet"/>
-        <w:spacing w:line="240" w:lineRule="auto"/>
-        <w:ind w:left="720"/>
-      </w:pPr>
-      <w:r>
-        <w:rPr>
-          <w:lang w:val="zh_TW" w:bidi="zh_TW"/>
-        </w:rPr>
-      </w:r>
-      <w:r>
-        <w:rPr>
-          <w:lang w:val="zh_TW" w:bidi="zh_TW"/>
-        </w:rPr>
-        <w:t>這個詞的字面意思是「上升」或「（從死裡）被舉起來的行動」。這些都是其他可能翻譯這個詞的方式。</w:t>
-      </w:r>
-    </w:p>
-    <w:p>
-      <w:pPr/>
-      <w:r>
-        <w:rPr>
-          <w:lang w:val="zh_TW" w:bidi="zh_TW"/>
-        </w:rPr>
-      </w:r>
-      <w:r>
-        <w:rPr>
-          <w:lang w:val="zh_TW" w:bidi="zh_TW"/>
-        </w:rPr>
-        <w:t>（另見：</w:t>
-      </w:r>
-      <w:r>
-        <w:rPr>
-          <w:lang w:val="zh_TW" w:bidi="zh_TW"/>
-        </w:rPr>
-        <w:t>生命</w:t>
-      </w:r>
-      <w:r>
-        <w:rPr>
-          <w:lang w:val="zh_TW" w:bidi="zh_TW"/>
-        </w:rPr>
-        <w:t>、</w:t>
-      </w:r>
-      <w:r>
-        <w:rPr>
-          <w:lang w:val="zh_TW" w:bidi="zh_TW"/>
-        </w:rPr>
-        <w:t>死亡</w:t>
-      </w:r>
-      <w:r>
-        <w:rPr>
-          <w:lang w:val="zh_TW" w:bidi="zh_TW"/>
-        </w:rPr>
-        <w:t>、</w:t>
-      </w:r>
-      <w:r>
-        <w:rPr>
-          <w:lang w:val="zh_TW" w:bidi="zh_TW"/>
-        </w:rPr>
-        <w:t>復活</w:t>
-      </w:r>
-      <w:r>
-        <w:rPr>
-          <w:lang w:val="zh_TW" w:bidi="zh_TW"/>
-        </w:rPr>
-        <w:t>）</w:t>
+      <w:r>
+        <w:rPr>
+          <w:lang w:val="zh_TW" w:bidi="zh_TW"/>
+        </w:rPr>
+        <w:t>（另見：生命、死亡、復活）</w:t>
       </w:r>
     </w:p>
     <w:p>
